--- a/docs/answers/as-conicsections.docx
+++ b/docs/answers/as-conicsections.docx
@@ -52,7 +52,7 @@
         </w:rPr>
         <w:t xml:space="preserve"> </w:t>
       </w:r>
-      <w:hyperlink r:id="rId20">
+      <w:hyperlink r:id="rId9">
         <w:r>
           <w:rPr>
             <w:rStyle w:val="Hyperlink"/>
@@ -82,7 +82,7 @@
         <w:t xml:space="preserve">Please attempt the questions before reading these answers!</w:t>
       </w:r>
     </w:p>
-    <w:bookmarkStart w:id="21" w:name="q1"/>
+    <w:bookmarkStart w:id="10" w:name="q1"/>
     <w:p>
       <w:pPr>
         <w:pStyle w:val="Heading2"/>
@@ -171,8 +171,8 @@
         <w:t xml:space="preserve">1.10. Hyperbola</w:t>
       </w:r>
     </w:p>
-    <w:bookmarkEnd w:id="21"/>
-    <w:bookmarkStart w:id="22" w:name="q2"/>
+    <w:bookmarkEnd w:id="10"/>
+    <w:bookmarkStart w:id="11" w:name="q2"/>
     <w:p>
       <w:pPr>
         <w:pStyle w:val="Heading2"/>
@@ -200,34 +200,36 @@
         <w:t xml:space="preserve"> </w:t>
       </w:r>
       <m:oMath>
-        <m:d>
-          <m:dPr>
-            <m:begChr m:val="("/>
-            <m:sepChr m:val=""/>
-            <m:endChr m:val=")"/>
-            <m:grow/>
-          </m:dPr>
-          <m:e>
-            <m:r>
-              <m:t>2</m:t>
-            </m:r>
-            <m:r>
-              <m:rPr>
-                <m:sty m:val="p"/>
-              </m:rPr>
-              <m:t>,</m:t>
-            </m:r>
-            <m:r>
-              <m:rPr>
-                <m:sty m:val="p"/>
-              </m:rPr>
-              <m:t>−</m:t>
-            </m:r>
-            <m:r>
-              <m:t>1</m:t>
-            </m:r>
-          </m:e>
-        </m:d>
+        <m:r>
+          <m:rPr>
+            <m:sty m:val="p"/>
+          </m:rPr>
+          <m:t>(</m:t>
+        </m:r>
+        <m:r>
+          <m:t>2</m:t>
+        </m:r>
+        <m:r>
+          <m:rPr>
+            <m:sty m:val="p"/>
+          </m:rPr>
+          <m:t>,</m:t>
+        </m:r>
+        <m:r>
+          <m:rPr>
+            <m:sty m:val="p"/>
+          </m:rPr>
+          <m:t>−</m:t>
+        </m:r>
+        <m:r>
+          <m:t>1</m:t>
+        </m:r>
+        <m:r>
+          <m:rPr>
+            <m:sty m:val="p"/>
+          </m:rPr>
+          <m:t>)</m:t>
+        </m:r>
       </m:oMath>
     </w:p>
     <w:p>
@@ -265,34 +267,36 @@
         <w:t xml:space="preserve"> </w:t>
       </w:r>
       <m:oMath>
-        <m:d>
-          <m:dPr>
-            <m:begChr m:val="("/>
-            <m:sepChr m:val=""/>
-            <m:endChr m:val=")"/>
-            <m:grow/>
-          </m:dPr>
-          <m:e>
-            <m:r>
-              <m:t>2</m:t>
-            </m:r>
-            <m:r>
-              <m:rPr>
-                <m:sty m:val="p"/>
-              </m:rPr>
-              <m:t>,</m:t>
-            </m:r>
-            <m:r>
-              <m:rPr>
-                <m:sty m:val="p"/>
-              </m:rPr>
-              <m:t>−</m:t>
-            </m:r>
-            <m:r>
-              <m:t>3</m:t>
-            </m:r>
-          </m:e>
-        </m:d>
+        <m:r>
+          <m:rPr>
+            <m:sty m:val="p"/>
+          </m:rPr>
+          <m:t>(</m:t>
+        </m:r>
+        <m:r>
+          <m:t>2</m:t>
+        </m:r>
+        <m:r>
+          <m:rPr>
+            <m:sty m:val="p"/>
+          </m:rPr>
+          <m:t>,</m:t>
+        </m:r>
+        <m:r>
+          <m:rPr>
+            <m:sty m:val="p"/>
+          </m:rPr>
+          <m:t>−</m:t>
+        </m:r>
+        <m:r>
+          <m:t>3</m:t>
+        </m:r>
+        <m:r>
+          <m:rPr>
+            <m:sty m:val="p"/>
+          </m:rPr>
+          <m:t>)</m:t>
+        </m:r>
       </m:oMath>
     </w:p>
     <w:p>
@@ -330,34 +334,36 @@
         <w:t xml:space="preserve"> </w:t>
       </w:r>
       <m:oMath>
-        <m:d>
-          <m:dPr>
-            <m:begChr m:val="("/>
-            <m:sepChr m:val=""/>
-            <m:endChr m:val=")"/>
-            <m:grow/>
-          </m:dPr>
-          <m:e>
-            <m:r>
-              <m:rPr>
-                <m:sty m:val="p"/>
-              </m:rPr>
-              <m:t>−</m:t>
-            </m:r>
-            <m:r>
-              <m:t>4</m:t>
-            </m:r>
-            <m:r>
-              <m:rPr>
-                <m:sty m:val="p"/>
-              </m:rPr>
-              <m:t>,</m:t>
-            </m:r>
-            <m:r>
-              <m:t>5</m:t>
-            </m:r>
-          </m:e>
-        </m:d>
+        <m:r>
+          <m:rPr>
+            <m:sty m:val="p"/>
+          </m:rPr>
+          <m:t>(</m:t>
+        </m:r>
+        <m:r>
+          <m:rPr>
+            <m:sty m:val="p"/>
+          </m:rPr>
+          <m:t>−</m:t>
+        </m:r>
+        <m:r>
+          <m:t>4</m:t>
+        </m:r>
+        <m:r>
+          <m:rPr>
+            <m:sty m:val="p"/>
+          </m:rPr>
+          <m:t>,</m:t>
+        </m:r>
+        <m:r>
+          <m:t>5</m:t>
+        </m:r>
+        <m:r>
+          <m:rPr>
+            <m:sty m:val="p"/>
+          </m:rPr>
+          <m:t>)</m:t>
+        </m:r>
       </m:oMath>
     </w:p>
     <w:p>
@@ -406,34 +412,591 @@
         <w:t xml:space="preserve"> </w:t>
       </w:r>
       <m:oMath>
-        <m:d>
-          <m:dPr>
-            <m:begChr m:val="("/>
-            <m:sepChr m:val=""/>
-            <m:endChr m:val=")"/>
-            <m:grow/>
-          </m:dPr>
+        <m:r>
+          <m:rPr>
+            <m:sty m:val="p"/>
+          </m:rPr>
+          <m:t>(</m:t>
+        </m:r>
+        <m:r>
+          <m:t>3</m:t>
+        </m:r>
+        <m:r>
+          <m:rPr>
+            <m:sty m:val="p"/>
+          </m:rPr>
+          <m:t>,</m:t>
+        </m:r>
+        <m:r>
+          <m:rPr>
+            <m:sty m:val="p"/>
+          </m:rPr>
+          <m:t>−</m:t>
+        </m:r>
+        <m:r>
+          <m:t>2</m:t>
+        </m:r>
+        <m:r>
+          <m:rPr>
+            <m:sty m:val="p"/>
+          </m:rPr>
+          <m:t>)</m:t>
+        </m:r>
+      </m:oMath>
+    </w:p>
+    <w:p>
+      <w:pPr>
+        <w:pStyle w:val="BodyText"/>
+      </w:pPr>
+      <w:r>
+        <w:t xml:space="preserve">Foci:</w:t>
+      </w:r>
+      <w:r>
+        <w:t xml:space="preserve"> </w:t>
+      </w:r>
+      <m:oMath>
+        <m:r>
+          <m:rPr>
+            <m:sty m:val="p"/>
+          </m:rPr>
+          <m:t>(</m:t>
+        </m:r>
+        <m:r>
+          <m:t>3</m:t>
+        </m:r>
+        <m:r>
+          <m:rPr>
+            <m:sty m:val="p"/>
+          </m:rPr>
+          <m:t>±</m:t>
+        </m:r>
+        <m:rad>
+          <m:radPr>
+            <m:degHide m:val="on"/>
+          </m:radPr>
+          <m:deg/>
+          <m:e>
+            <m:r>
+              <m:t>5</m:t>
+            </m:r>
+          </m:e>
+        </m:rad>
+        <m:r>
+          <m:rPr>
+            <m:sty m:val="p"/>
+          </m:rPr>
+          <m:t>,</m:t>
+        </m:r>
+        <m:r>
+          <m:rPr>
+            <m:sty m:val="p"/>
+          </m:rPr>
+          <m:t>−</m:t>
+        </m:r>
+        <m:r>
+          <m:t>2</m:t>
+        </m:r>
+        <m:r>
+          <m:rPr>
+            <m:sty m:val="p"/>
+          </m:rPr>
+          <m:t>)</m:t>
+        </m:r>
+      </m:oMath>
+    </w:p>
+    <w:p>
+      <w:pPr>
+        <w:pStyle w:val="BodyText"/>
+      </w:pPr>
+      <w:r>
+        <w:t xml:space="preserve">2.5.</w:t>
+      </w:r>
+    </w:p>
+    <w:p>
+      <w:pPr>
+        <w:pStyle w:val="BodyText"/>
+      </w:pPr>
+      <w:r>
+        <w:t xml:space="preserve">Centre:</w:t>
+      </w:r>
+      <w:r>
+        <w:t xml:space="preserve"> </w:t>
+      </w:r>
+      <m:oMath>
+        <m:r>
+          <m:rPr>
+            <m:sty m:val="p"/>
+          </m:rPr>
+          <m:t>(</m:t>
+        </m:r>
+        <m:r>
+          <m:rPr>
+            <m:sty m:val="p"/>
+          </m:rPr>
+          <m:t>−</m:t>
+        </m:r>
+        <m:r>
+          <m:t>1</m:t>
+        </m:r>
+        <m:r>
+          <m:rPr>
+            <m:sty m:val="p"/>
+          </m:rPr>
+          <m:t>,</m:t>
+        </m:r>
+        <m:r>
+          <m:t>4</m:t>
+        </m:r>
+        <m:r>
+          <m:rPr>
+            <m:sty m:val="p"/>
+          </m:rPr>
+          <m:t>)</m:t>
+        </m:r>
+      </m:oMath>
+    </w:p>
+    <w:p>
+      <w:pPr>
+        <w:pStyle w:val="BodyText"/>
+      </w:pPr>
+      <w:r>
+        <w:t xml:space="preserve">Foci:</w:t>
+      </w:r>
+      <w:r>
+        <w:t xml:space="preserve"> </w:t>
+      </w:r>
+      <m:oMath>
+        <m:r>
+          <m:rPr>
+            <m:sty m:val="p"/>
+          </m:rPr>
+          <m:t>(</m:t>
+        </m:r>
+        <m:r>
+          <m:rPr>
+            <m:sty m:val="p"/>
+          </m:rPr>
+          <m:t>−</m:t>
+        </m:r>
+        <m:r>
+          <m:t>1</m:t>
+        </m:r>
+        <m:r>
+          <m:rPr>
+            <m:sty m:val="p"/>
+          </m:rPr>
+          <m:t>,</m:t>
+        </m:r>
+        <m:r>
+          <m:rPr>
+            <m:sty m:val="p"/>
+          </m:rPr>
+          <m:t>±</m:t>
+        </m:r>
+        <m:rad>
+          <m:radPr>
+            <m:degHide m:val="on"/>
+          </m:radPr>
+          <m:deg/>
+          <m:e>
+            <m:r>
+              <m:t>7</m:t>
+            </m:r>
+          </m:e>
+        </m:rad>
+        <m:r>
+          <m:rPr>
+            <m:sty m:val="p"/>
+          </m:rPr>
+          <m:t>,</m:t>
+        </m:r>
+        <m:r>
+          <m:t>4</m:t>
+        </m:r>
+        <m:r>
+          <m:rPr>
+            <m:sty m:val="p"/>
+          </m:rPr>
+          <m:t>)</m:t>
+        </m:r>
+      </m:oMath>
+    </w:p>
+    <w:p>
+      <w:pPr>
+        <w:pStyle w:val="BodyText"/>
+      </w:pPr>
+      <w:r>
+        <w:t xml:space="preserve">2.6.</w:t>
+      </w:r>
+    </w:p>
+    <w:p>
+      <w:pPr>
+        <w:pStyle w:val="BodyText"/>
+      </w:pPr>
+      <w:r>
+        <w:t xml:space="preserve">Centre:</w:t>
+      </w:r>
+      <w:r>
+        <w:t xml:space="preserve"> </w:t>
+      </w:r>
+      <m:oMath>
+        <m:r>
+          <m:rPr>
+            <m:sty m:val="p"/>
+          </m:rPr>
+          <m:t>(</m:t>
+        </m:r>
+        <m:r>
+          <m:t>1</m:t>
+        </m:r>
+        <m:r>
+          <m:rPr>
+            <m:sty m:val="p"/>
+          </m:rPr>
+          <m:t>,</m:t>
+        </m:r>
+        <m:r>
+          <m:rPr>
+            <m:sty m:val="p"/>
+          </m:rPr>
+          <m:t>−</m:t>
+        </m:r>
+        <m:r>
+          <m:t>2</m:t>
+        </m:r>
+        <m:r>
+          <m:rPr>
+            <m:sty m:val="p"/>
+          </m:rPr>
+          <m:t>)</m:t>
+        </m:r>
+      </m:oMath>
+    </w:p>
+    <w:p>
+      <w:pPr>
+        <w:pStyle w:val="BodyText"/>
+      </w:pPr>
+      <w:r>
+        <w:t xml:space="preserve">Foci:</w:t>
+      </w:r>
+      <w:r>
+        <w:t xml:space="preserve"> </w:t>
+      </w:r>
+      <m:oMath>
+        <m:r>
+          <m:rPr>
+            <m:sty m:val="p"/>
+          </m:rPr>
+          <m:t>(</m:t>
+        </m:r>
+        <m:r>
+          <m:t>1</m:t>
+        </m:r>
+        <m:r>
+          <m:rPr>
+            <m:sty m:val="p"/>
+          </m:rPr>
+          <m:t>,</m:t>
+        </m:r>
+        <m:r>
+          <m:rPr>
+            <m:sty m:val="p"/>
+          </m:rPr>
+          <m:t>−</m:t>
+        </m:r>
+        <m:r>
+          <m:t>2</m:t>
+        </m:r>
+        <m:r>
+          <m:rPr>
+            <m:sty m:val="p"/>
+          </m:rPr>
+          <m:t>±</m:t>
+        </m:r>
+        <m:rad>
+          <m:radPr>
+            <m:degHide m:val="on"/>
+          </m:radPr>
+          <m:deg/>
+          <m:e>
+            <m:r>
+              <m:t>5</m:t>
+            </m:r>
+          </m:e>
+        </m:rad>
+        <m:r>
+          <m:rPr>
+            <m:sty m:val="p"/>
+          </m:rPr>
+          <m:t>)</m:t>
+        </m:r>
+      </m:oMath>
+    </w:p>
+    <w:p>
+      <w:pPr>
+        <w:pStyle w:val="BodyText"/>
+      </w:pPr>
+      <w:r>
+        <w:t xml:space="preserve">2.7.</w:t>
+      </w:r>
+    </w:p>
+    <w:p>
+      <w:pPr>
+        <w:pStyle w:val="BodyText"/>
+      </w:pPr>
+      <w:r>
+        <w:t xml:space="preserve">Centre:</w:t>
+      </w:r>
+      <w:r>
+        <w:t xml:space="preserve"> </w:t>
+      </w:r>
+      <m:oMath>
+        <m:r>
+          <m:rPr>
+            <m:sty m:val="p"/>
+          </m:rPr>
+          <m:t>(</m:t>
+        </m:r>
+        <m:r>
+          <m:t>1</m:t>
+        </m:r>
+        <m:r>
+          <m:rPr>
+            <m:sty m:val="p"/>
+          </m:rPr>
+          <m:t>,</m:t>
+        </m:r>
+        <m:r>
+          <m:rPr>
+            <m:sty m:val="p"/>
+          </m:rPr>
+          <m:t>−</m:t>
+        </m:r>
+        <m:r>
+          <m:t>3</m:t>
+        </m:r>
+        <m:r>
+          <m:rPr>
+            <m:sty m:val="p"/>
+          </m:rPr>
+          <m:t>)</m:t>
+        </m:r>
+      </m:oMath>
+    </w:p>
+    <w:p>
+      <w:pPr>
+        <w:pStyle w:val="BodyText"/>
+      </w:pPr>
+      <w:r>
+        <w:t xml:space="preserve">Foci:</w:t>
+      </w:r>
+      <w:r>
+        <w:t xml:space="preserve"> </w:t>
+      </w:r>
+      <m:oMath>
+        <m:r>
+          <m:rPr>
+            <m:sty m:val="p"/>
+          </m:rPr>
+          <m:t>(</m:t>
+        </m:r>
+        <m:r>
+          <m:t>1</m:t>
+        </m:r>
+        <m:r>
+          <m:rPr>
+            <m:sty m:val="p"/>
+          </m:rPr>
+          <m:t>,</m:t>
+        </m:r>
+        <m:r>
+          <m:rPr>
+            <m:sty m:val="p"/>
+          </m:rPr>
+          <m:t>−</m:t>
+        </m:r>
+        <m:r>
+          <m:t>3</m:t>
+        </m:r>
+        <m:r>
+          <m:rPr>
+            <m:sty m:val="p"/>
+          </m:rPr>
+          <m:t>±</m:t>
+        </m:r>
+        <m:rad>
+          <m:radPr>
+            <m:degHide m:val="on"/>
+          </m:radPr>
+          <m:deg/>
+          <m:e>
+            <m:r>
+              <m:t>7</m:t>
+            </m:r>
+          </m:e>
+        </m:rad>
+        <m:r>
+          <m:rPr>
+            <m:sty m:val="p"/>
+          </m:rPr>
+          <m:t>)</m:t>
+        </m:r>
+      </m:oMath>
+    </w:p>
+    <w:p>
+      <w:pPr>
+        <w:pStyle w:val="BodyText"/>
+      </w:pPr>
+      <w:r>
+        <w:t xml:space="preserve">2.8.</w:t>
+      </w:r>
+    </w:p>
+    <w:p>
+      <w:pPr>
+        <w:pStyle w:val="BodyText"/>
+      </w:pPr>
+      <w:r>
+        <w:t xml:space="preserve">Centre:</w:t>
+      </w:r>
+      <w:r>
+        <w:t xml:space="preserve"> </w:t>
+      </w:r>
+      <m:oMath>
+        <m:r>
+          <m:rPr>
+            <m:sty m:val="p"/>
+          </m:rPr>
+          <m:t>(</m:t>
+        </m:r>
+        <m:r>
+          <m:t>3</m:t>
+        </m:r>
+        <m:r>
+          <m:rPr>
+            <m:sty m:val="p"/>
+          </m:rPr>
+          <m:t>,</m:t>
+        </m:r>
+        <m:r>
+          <m:rPr>
+            <m:sty m:val="p"/>
+          </m:rPr>
+          <m:t>−</m:t>
+        </m:r>
+        <m:r>
+          <m:t>1</m:t>
+        </m:r>
+        <m:r>
+          <m:rPr>
+            <m:sty m:val="p"/>
+          </m:rPr>
+          <m:t>)</m:t>
+        </m:r>
+      </m:oMath>
+    </w:p>
+    <w:p>
+      <w:pPr>
+        <w:pStyle w:val="BodyText"/>
+      </w:pPr>
+      <w:r>
+        <w:t xml:space="preserve">Foci:</w:t>
+      </w:r>
+      <w:r>
+        <w:t xml:space="preserve"> </w:t>
+      </w:r>
+      <m:oMath>
+        <m:r>
+          <m:rPr>
+            <m:sty m:val="p"/>
+          </m:rPr>
+          <m:t>(</m:t>
+        </m:r>
+        <m:r>
+          <m:t>3</m:t>
+        </m:r>
+        <m:r>
+          <m:rPr>
+            <m:sty m:val="p"/>
+          </m:rPr>
+          <m:t>±</m:t>
+        </m:r>
+        <m:rad>
+          <m:radPr>
+            <m:degHide m:val="on"/>
+          </m:radPr>
+          <m:deg/>
           <m:e>
             <m:r>
               <m:t>3</m:t>
             </m:r>
-            <m:r>
-              <m:rPr>
-                <m:sty m:val="p"/>
-              </m:rPr>
-              <m:t>,</m:t>
-            </m:r>
-            <m:r>
-              <m:rPr>
-                <m:sty m:val="p"/>
-              </m:rPr>
-              <m:t>−</m:t>
-            </m:r>
-            <m:r>
-              <m:t>2</m:t>
-            </m:r>
           </m:e>
-        </m:d>
+        </m:rad>
+        <m:r>
+          <m:rPr>
+            <m:sty m:val="p"/>
+          </m:rPr>
+          <m:t>,</m:t>
+        </m:r>
+        <m:r>
+          <m:rPr>
+            <m:sty m:val="p"/>
+          </m:rPr>
+          <m:t>−</m:t>
+        </m:r>
+        <m:r>
+          <m:t>1</m:t>
+        </m:r>
+        <m:r>
+          <m:rPr>
+            <m:sty m:val="p"/>
+          </m:rPr>
+          <m:t>)</m:t>
+        </m:r>
+      </m:oMath>
+    </w:p>
+    <w:p>
+      <w:pPr>
+        <w:pStyle w:val="BodyText"/>
+      </w:pPr>
+      <w:r>
+        <w:t xml:space="preserve">2.9.</w:t>
+      </w:r>
+    </w:p>
+    <w:p>
+      <w:pPr>
+        <w:pStyle w:val="BodyText"/>
+      </w:pPr>
+      <w:r>
+        <w:t xml:space="preserve">Centre:</w:t>
+      </w:r>
+      <w:r>
+        <w:t xml:space="preserve"> </w:t>
+      </w:r>
+      <m:oMath>
+        <m:r>
+          <m:rPr>
+            <m:sty m:val="p"/>
+          </m:rPr>
+          <m:t>(</m:t>
+        </m:r>
+        <m:r>
+          <m:t>1</m:t>
+        </m:r>
+        <m:r>
+          <m:rPr>
+            <m:sty m:val="p"/>
+          </m:rPr>
+          <m:t>,</m:t>
+        </m:r>
+        <m:r>
+          <m:t>3</m:t>
+        </m:r>
+        <m:r>
+          <m:rPr>
+            <m:sty m:val="p"/>
+          </m:rPr>
+          <m:t>)</m:t>
+        </m:r>
       </m:oMath>
     </w:p>
     <w:p>
@@ -447,777 +1010,252 @@
         <w:t xml:space="preserve"> </w:t>
       </w:r>
       <m:oMath>
-        <m:d>
-          <m:dPr>
-            <m:begChr m:val="("/>
-            <m:sepChr m:val=""/>
-            <m:endChr m:val=")"/>
-            <m:grow/>
-          </m:dPr>
+        <m:r>
+          <m:rPr>
+            <m:sty m:val="p"/>
+          </m:rPr>
+          <m:t>(</m:t>
+        </m:r>
+        <m:r>
+          <m:t>1</m:t>
+        </m:r>
+        <m:r>
+          <m:rPr>
+            <m:sty m:val="p"/>
+          </m:rPr>
+          <m:t>±</m:t>
+        </m:r>
+        <m:rad>
+          <m:radPr>
+            <m:degHide m:val="on"/>
+          </m:radPr>
+          <m:deg/>
           <m:e>
             <m:r>
               <m:t>3</m:t>
             </m:r>
+          </m:e>
+        </m:rad>
+        <m:r>
+          <m:rPr>
+            <m:sty m:val="p"/>
+          </m:rPr>
+          <m:t>,</m:t>
+        </m:r>
+        <m:r>
+          <m:t>3</m:t>
+        </m:r>
+        <m:r>
+          <m:rPr>
+            <m:sty m:val="p"/>
+          </m:rPr>
+          <m:t>)</m:t>
+        </m:r>
+      </m:oMath>
+    </w:p>
+    <w:p>
+      <w:pPr>
+        <w:pStyle w:val="BodyText"/>
+      </w:pPr>
+      <w:r>
+        <w:t xml:space="preserve">2.10.</w:t>
+      </w:r>
+    </w:p>
+    <w:p>
+      <w:pPr>
+        <w:pStyle w:val="BodyText"/>
+      </w:pPr>
+      <w:r>
+        <w:t xml:space="preserve">Centre:</w:t>
+      </w:r>
+      <w:r>
+        <w:t xml:space="preserve"> </w:t>
+      </w:r>
+      <m:oMath>
+        <m:r>
+          <m:rPr>
+            <m:sty m:val="p"/>
+          </m:rPr>
+          <m:t>(</m:t>
+        </m:r>
+        <m:r>
+          <m:t>2</m:t>
+        </m:r>
+        <m:r>
+          <m:rPr>
+            <m:sty m:val="p"/>
+          </m:rPr>
+          <m:t>,</m:t>
+        </m:r>
+        <m:r>
+          <m:rPr>
+            <m:sty m:val="p"/>
+          </m:rPr>
+          <m:t>−</m:t>
+        </m:r>
+        <m:r>
+          <m:t>2</m:t>
+        </m:r>
+        <m:r>
+          <m:rPr>
+            <m:sty m:val="p"/>
+          </m:rPr>
+          <m:t>)</m:t>
+        </m:r>
+      </m:oMath>
+    </w:p>
+    <w:p>
+      <w:pPr>
+        <w:pStyle w:val="BodyText"/>
+      </w:pPr>
+      <w:r>
+        <w:t xml:space="preserve">Foci:</w:t>
+      </w:r>
+      <w:r>
+        <w:t xml:space="preserve"> </w:t>
+      </w:r>
+      <m:oMath>
+        <m:r>
+          <m:rPr>
+            <m:sty m:val="p"/>
+          </m:rPr>
+          <m:t>(</m:t>
+        </m:r>
+        <m:r>
+          <m:t>2</m:t>
+        </m:r>
+        <m:r>
+          <m:rPr>
+            <m:sty m:val="p"/>
+          </m:rPr>
+          <m:t>±</m:t>
+        </m:r>
+        <m:rad>
+          <m:radPr>
+            <m:degHide m:val="on"/>
+          </m:radPr>
+          <m:deg/>
+          <m:e>
             <m:r>
-              <m:rPr>
-                <m:sty m:val="p"/>
-              </m:rPr>
-              <m:t>±</m:t>
-            </m:r>
-            <m:rad>
-              <m:radPr>
-                <m:degHide m:val="on"/>
-              </m:radPr>
-              <m:deg/>
-              <m:e>
-                <m:r>
-                  <m:t>5</m:t>
-                </m:r>
-              </m:e>
-            </m:rad>
-            <m:r>
-              <m:rPr>
-                <m:sty m:val="p"/>
-              </m:rPr>
-              <m:t>,</m:t>
-            </m:r>
-            <m:r>
-              <m:rPr>
-                <m:sty m:val="p"/>
-              </m:rPr>
-              <m:t>−</m:t>
-            </m:r>
-            <m:r>
-              <m:t>2</m:t>
+              <m:t>7</m:t>
             </m:r>
           </m:e>
-        </m:d>
-      </m:oMath>
-    </w:p>
-    <w:p>
-      <w:pPr>
-        <w:pStyle w:val="BodyText"/>
-      </w:pPr>
-      <w:r>
-        <w:t xml:space="preserve">2.5.</w:t>
-      </w:r>
-    </w:p>
-    <w:p>
-      <w:pPr>
-        <w:pStyle w:val="BodyText"/>
-      </w:pPr>
-      <w:r>
-        <w:t xml:space="preserve">Centre:</w:t>
-      </w:r>
-      <w:r>
-        <w:t xml:space="preserve"> </w:t>
-      </w:r>
-      <m:oMath>
-        <m:d>
-          <m:dPr>
-            <m:begChr m:val="("/>
-            <m:sepChr m:val=""/>
-            <m:endChr m:val=")"/>
-            <m:grow/>
-          </m:dPr>
-          <m:e>
+        </m:rad>
+        <m:r>
+          <m:rPr>
+            <m:sty m:val="p"/>
+          </m:rPr>
+          <m:t>,</m:t>
+        </m:r>
+        <m:r>
+          <m:rPr>
+            <m:sty m:val="p"/>
+          </m:rPr>
+          <m:t>−</m:t>
+        </m:r>
+        <m:r>
+          <m:t>2</m:t>
+        </m:r>
+        <m:r>
+          <m:rPr>
+            <m:sty m:val="p"/>
+          </m:rPr>
+          <m:t>)</m:t>
+        </m:r>
+      </m:oMath>
+    </w:p>
+    <w:p>
+      <w:pPr>
+        <w:pStyle w:val="BodyText"/>
+      </w:pPr>
+      <w:r>
+        <w:t xml:space="preserve">2.11.</w:t>
+      </w:r>
+    </w:p>
+    <w:p>
+      <w:pPr>
+        <w:pStyle w:val="BodyText"/>
+      </w:pPr>
+      <w:r>
+        <w:t xml:space="preserve">Vertex:</w:t>
+      </w:r>
+      <w:r>
+        <w:t xml:space="preserve"> </w:t>
+      </w:r>
+      <m:oMath>
+        <m:r>
+          <m:rPr>
+            <m:sty m:val="p"/>
+          </m:rPr>
+          <m:t>(</m:t>
+        </m:r>
+        <m:r>
+          <m:t>2</m:t>
+        </m:r>
+        <m:r>
+          <m:rPr>
+            <m:sty m:val="p"/>
+          </m:rPr>
+          <m:t>,</m:t>
+        </m:r>
+        <m:r>
+          <m:t>3</m:t>
+        </m:r>
+        <m:r>
+          <m:rPr>
+            <m:sty m:val="p"/>
+          </m:rPr>
+          <m:t>)</m:t>
+        </m:r>
+      </m:oMath>
+    </w:p>
+    <w:p>
+      <w:pPr>
+        <w:pStyle w:val="BodyText"/>
+      </w:pPr>
+      <w:r>
+        <w:t xml:space="preserve">Focus:</w:t>
+      </w:r>
+      <w:r>
+        <w:t xml:space="preserve"> </w:t>
+      </w:r>
+      <m:oMath>
+        <m:r>
+          <m:rPr>
+            <m:sty m:val="p"/>
+          </m:rPr>
+          <m:t>(</m:t>
+        </m:r>
+        <m:r>
+          <m:t>2</m:t>
+        </m:r>
+        <m:r>
+          <m:rPr>
+            <m:sty m:val="p"/>
+          </m:rPr>
+          <m:t>,</m:t>
+        </m:r>
+        <m:f>
+          <m:fPr>
+            <m:type m:val="bar"/>
+          </m:fPr>
+          <m:num>
             <m:r>
-              <m:rPr>
-                <m:sty m:val="p"/>
-              </m:rPr>
-              <m:t>−</m:t>
+              <m:t>13</m:t>
             </m:r>
-            <m:r>
-              <m:t>1</m:t>
-            </m:r>
-            <m:r>
-              <m:rPr>
-                <m:sty m:val="p"/>
-              </m:rPr>
-              <m:t>,</m:t>
-            </m:r>
+          </m:num>
+          <m:den>
             <m:r>
               <m:t>4</m:t>
             </m:r>
-          </m:e>
-        </m:d>
-      </m:oMath>
-    </w:p>
-    <w:p>
-      <w:pPr>
-        <w:pStyle w:val="BodyText"/>
-      </w:pPr>
-      <w:r>
-        <w:t xml:space="preserve">Foci:</w:t>
-      </w:r>
-      <w:r>
-        <w:t xml:space="preserve"> </w:t>
-      </w:r>
-      <m:oMath>
-        <m:d>
-          <m:dPr>
-            <m:begChr m:val="("/>
-            <m:sepChr m:val=""/>
-            <m:endChr m:val=")"/>
-            <m:grow/>
-          </m:dPr>
-          <m:e>
-            <m:r>
-              <m:rPr>
-                <m:sty m:val="p"/>
-              </m:rPr>
-              <m:t>−</m:t>
-            </m:r>
-            <m:r>
-              <m:t>1</m:t>
-            </m:r>
-            <m:r>
-              <m:rPr>
-                <m:sty m:val="p"/>
-              </m:rPr>
-              <m:t>,</m:t>
-            </m:r>
-            <m:r>
-              <m:rPr>
-                <m:sty m:val="p"/>
-              </m:rPr>
-              <m:t>±</m:t>
-            </m:r>
-            <m:rad>
-              <m:radPr>
-                <m:degHide m:val="on"/>
-              </m:radPr>
-              <m:deg/>
-              <m:e>
-                <m:r>
-                  <m:t>7</m:t>
-                </m:r>
-              </m:e>
-            </m:rad>
-            <m:r>
-              <m:rPr>
-                <m:sty m:val="p"/>
-              </m:rPr>
-              <m:t>,</m:t>
-            </m:r>
-            <m:r>
-              <m:t>4</m:t>
-            </m:r>
-          </m:e>
-        </m:d>
-      </m:oMath>
-    </w:p>
-    <w:p>
-      <w:pPr>
-        <w:pStyle w:val="BodyText"/>
-      </w:pPr>
-      <w:r>
-        <w:t xml:space="preserve">2.6.</w:t>
-      </w:r>
-    </w:p>
-    <w:p>
-      <w:pPr>
-        <w:pStyle w:val="BodyText"/>
-      </w:pPr>
-      <w:r>
-        <w:t xml:space="preserve">Centre:</w:t>
-      </w:r>
-      <w:r>
-        <w:t xml:space="preserve"> </w:t>
-      </w:r>
-      <m:oMath>
-        <m:d>
-          <m:dPr>
-            <m:begChr m:val="("/>
-            <m:sepChr m:val=""/>
-            <m:endChr m:val=")"/>
-            <m:grow/>
-          </m:dPr>
-          <m:e>
-            <m:r>
-              <m:t>1</m:t>
-            </m:r>
-            <m:r>
-              <m:rPr>
-                <m:sty m:val="p"/>
-              </m:rPr>
-              <m:t>,</m:t>
-            </m:r>
-            <m:r>
-              <m:rPr>
-                <m:sty m:val="p"/>
-              </m:rPr>
-              <m:t>−</m:t>
-            </m:r>
-            <m:r>
-              <m:t>2</m:t>
-            </m:r>
-          </m:e>
-        </m:d>
-      </m:oMath>
-    </w:p>
-    <w:p>
-      <w:pPr>
-        <w:pStyle w:val="BodyText"/>
-      </w:pPr>
-      <w:r>
-        <w:t xml:space="preserve">Foci:</w:t>
-      </w:r>
-      <w:r>
-        <w:t xml:space="preserve"> </w:t>
-      </w:r>
-      <m:oMath>
-        <m:d>
-          <m:dPr>
-            <m:begChr m:val="("/>
-            <m:sepChr m:val=""/>
-            <m:endChr m:val=")"/>
-            <m:grow/>
-          </m:dPr>
-          <m:e>
-            <m:r>
-              <m:t>1</m:t>
-            </m:r>
-            <m:r>
-              <m:rPr>
-                <m:sty m:val="p"/>
-              </m:rPr>
-              <m:t>,</m:t>
-            </m:r>
-            <m:r>
-              <m:rPr>
-                <m:sty m:val="p"/>
-              </m:rPr>
-              <m:t>−</m:t>
-            </m:r>
-            <m:r>
-              <m:t>2</m:t>
-            </m:r>
-            <m:r>
-              <m:rPr>
-                <m:sty m:val="p"/>
-              </m:rPr>
-              <m:t>±</m:t>
-            </m:r>
-            <m:rad>
-              <m:radPr>
-                <m:degHide m:val="on"/>
-              </m:radPr>
-              <m:deg/>
-              <m:e>
-                <m:r>
-                  <m:t>5</m:t>
-                </m:r>
-              </m:e>
-            </m:rad>
-          </m:e>
-        </m:d>
-      </m:oMath>
-    </w:p>
-    <w:p>
-      <w:pPr>
-        <w:pStyle w:val="BodyText"/>
-      </w:pPr>
-      <w:r>
-        <w:t xml:space="preserve">2.7.</w:t>
-      </w:r>
-    </w:p>
-    <w:p>
-      <w:pPr>
-        <w:pStyle w:val="BodyText"/>
-      </w:pPr>
-      <w:r>
-        <w:t xml:space="preserve">Centre:</w:t>
-      </w:r>
-      <w:r>
-        <w:t xml:space="preserve"> </w:t>
-      </w:r>
-      <m:oMath>
-        <m:d>
-          <m:dPr>
-            <m:begChr m:val="("/>
-            <m:sepChr m:val=""/>
-            <m:endChr m:val=")"/>
-            <m:grow/>
-          </m:dPr>
-          <m:e>
-            <m:r>
-              <m:t>1</m:t>
-            </m:r>
-            <m:r>
-              <m:rPr>
-                <m:sty m:val="p"/>
-              </m:rPr>
-              <m:t>,</m:t>
-            </m:r>
-            <m:r>
-              <m:rPr>
-                <m:sty m:val="p"/>
-              </m:rPr>
-              <m:t>−</m:t>
-            </m:r>
-            <m:r>
-              <m:t>3</m:t>
-            </m:r>
-          </m:e>
-        </m:d>
-      </m:oMath>
-    </w:p>
-    <w:p>
-      <w:pPr>
-        <w:pStyle w:val="BodyText"/>
-      </w:pPr>
-      <w:r>
-        <w:t xml:space="preserve">Foci:</w:t>
-      </w:r>
-      <w:r>
-        <w:t xml:space="preserve"> </w:t>
-      </w:r>
-      <m:oMath>
-        <m:d>
-          <m:dPr>
-            <m:begChr m:val="("/>
-            <m:sepChr m:val=""/>
-            <m:endChr m:val=")"/>
-            <m:grow/>
-          </m:dPr>
-          <m:e>
-            <m:r>
-              <m:t>1</m:t>
-            </m:r>
-            <m:r>
-              <m:rPr>
-                <m:sty m:val="p"/>
-              </m:rPr>
-              <m:t>,</m:t>
-            </m:r>
-            <m:r>
-              <m:rPr>
-                <m:sty m:val="p"/>
-              </m:rPr>
-              <m:t>−</m:t>
-            </m:r>
-            <m:r>
-              <m:t>3</m:t>
-            </m:r>
-            <m:r>
-              <m:rPr>
-                <m:sty m:val="p"/>
-              </m:rPr>
-              <m:t>±</m:t>
-            </m:r>
-            <m:rad>
-              <m:radPr>
-                <m:degHide m:val="on"/>
-              </m:radPr>
-              <m:deg/>
-              <m:e>
-                <m:r>
-                  <m:t>7</m:t>
-                </m:r>
-              </m:e>
-            </m:rad>
-          </m:e>
-        </m:d>
-      </m:oMath>
-    </w:p>
-    <w:p>
-      <w:pPr>
-        <w:pStyle w:val="BodyText"/>
-      </w:pPr>
-      <w:r>
-        <w:t xml:space="preserve">2.8.</w:t>
-      </w:r>
-    </w:p>
-    <w:p>
-      <w:pPr>
-        <w:pStyle w:val="BodyText"/>
-      </w:pPr>
-      <w:r>
-        <w:t xml:space="preserve">Centre:</w:t>
-      </w:r>
-      <w:r>
-        <w:t xml:space="preserve"> </w:t>
-      </w:r>
-      <m:oMath>
-        <m:d>
-          <m:dPr>
-            <m:begChr m:val="("/>
-            <m:sepChr m:val=""/>
-            <m:endChr m:val=")"/>
-            <m:grow/>
-          </m:dPr>
-          <m:e>
-            <m:r>
-              <m:t>3</m:t>
-            </m:r>
-            <m:r>
-              <m:rPr>
-                <m:sty m:val="p"/>
-              </m:rPr>
-              <m:t>,</m:t>
-            </m:r>
-            <m:r>
-              <m:rPr>
-                <m:sty m:val="p"/>
-              </m:rPr>
-              <m:t>−</m:t>
-            </m:r>
-            <m:r>
-              <m:t>1</m:t>
-            </m:r>
-          </m:e>
-        </m:d>
-      </m:oMath>
-    </w:p>
-    <w:p>
-      <w:pPr>
-        <w:pStyle w:val="BodyText"/>
-      </w:pPr>
-      <w:r>
-        <w:t xml:space="preserve">Foci:</w:t>
-      </w:r>
-      <w:r>
-        <w:t xml:space="preserve"> </w:t>
-      </w:r>
-      <m:oMath>
-        <m:d>
-          <m:dPr>
-            <m:begChr m:val="("/>
-            <m:sepChr m:val=""/>
-            <m:endChr m:val=")"/>
-            <m:grow/>
-          </m:dPr>
-          <m:e>
-            <m:r>
-              <m:t>3</m:t>
-            </m:r>
-            <m:r>
-              <m:rPr>
-                <m:sty m:val="p"/>
-              </m:rPr>
-              <m:t>±</m:t>
-            </m:r>
-            <m:rad>
-              <m:radPr>
-                <m:degHide m:val="on"/>
-              </m:radPr>
-              <m:deg/>
-              <m:e>
-                <m:r>
-                  <m:t>3</m:t>
-                </m:r>
-              </m:e>
-            </m:rad>
-            <m:r>
-              <m:rPr>
-                <m:sty m:val="p"/>
-              </m:rPr>
-              <m:t>,</m:t>
-            </m:r>
-            <m:r>
-              <m:rPr>
-                <m:sty m:val="p"/>
-              </m:rPr>
-              <m:t>−</m:t>
-            </m:r>
-            <m:r>
-              <m:t>1</m:t>
-            </m:r>
-          </m:e>
-        </m:d>
-      </m:oMath>
-    </w:p>
-    <w:p>
-      <w:pPr>
-        <w:pStyle w:val="BodyText"/>
-      </w:pPr>
-      <w:r>
-        <w:t xml:space="preserve">2.9.</w:t>
-      </w:r>
-    </w:p>
-    <w:p>
-      <w:pPr>
-        <w:pStyle w:val="BodyText"/>
-      </w:pPr>
-      <w:r>
-        <w:t xml:space="preserve">Centre:</w:t>
-      </w:r>
-      <w:r>
-        <w:t xml:space="preserve"> </w:t>
-      </w:r>
-      <m:oMath>
-        <m:d>
-          <m:dPr>
-            <m:begChr m:val="("/>
-            <m:sepChr m:val=""/>
-            <m:endChr m:val=")"/>
-            <m:grow/>
-          </m:dPr>
-          <m:e>
-            <m:r>
-              <m:t>1</m:t>
-            </m:r>
-            <m:r>
-              <m:rPr>
-                <m:sty m:val="p"/>
-              </m:rPr>
-              <m:t>,</m:t>
-            </m:r>
-            <m:r>
-              <m:t>3</m:t>
-            </m:r>
-          </m:e>
-        </m:d>
-      </m:oMath>
-    </w:p>
-    <w:p>
-      <w:pPr>
-        <w:pStyle w:val="BodyText"/>
-      </w:pPr>
-      <w:r>
-        <w:t xml:space="preserve">Foci:</w:t>
-      </w:r>
-      <w:r>
-        <w:t xml:space="preserve"> </w:t>
-      </w:r>
-      <m:oMath>
-        <m:d>
-          <m:dPr>
-            <m:begChr m:val="("/>
-            <m:sepChr m:val=""/>
-            <m:endChr m:val=")"/>
-            <m:grow/>
-          </m:dPr>
-          <m:e>
-            <m:r>
-              <m:t>1</m:t>
-            </m:r>
-            <m:r>
-              <m:rPr>
-                <m:sty m:val="p"/>
-              </m:rPr>
-              <m:t>±</m:t>
-            </m:r>
-            <m:rad>
-              <m:radPr>
-                <m:degHide m:val="on"/>
-              </m:radPr>
-              <m:deg/>
-              <m:e>
-                <m:r>
-                  <m:t>3</m:t>
-                </m:r>
-              </m:e>
-            </m:rad>
-            <m:r>
-              <m:rPr>
-                <m:sty m:val="p"/>
-              </m:rPr>
-              <m:t>,</m:t>
-            </m:r>
-            <m:r>
-              <m:t>3</m:t>
-            </m:r>
-          </m:e>
-        </m:d>
-      </m:oMath>
-    </w:p>
-    <w:p>
-      <w:pPr>
-        <w:pStyle w:val="BodyText"/>
-      </w:pPr>
-      <w:r>
-        <w:t xml:space="preserve">2.10.</w:t>
-      </w:r>
-    </w:p>
-    <w:p>
-      <w:pPr>
-        <w:pStyle w:val="BodyText"/>
-      </w:pPr>
-      <w:r>
-        <w:t xml:space="preserve">Centre:</w:t>
-      </w:r>
-      <w:r>
-        <w:t xml:space="preserve"> </w:t>
-      </w:r>
-      <m:oMath>
-        <m:d>
-          <m:dPr>
-            <m:begChr m:val="("/>
-            <m:sepChr m:val=""/>
-            <m:endChr m:val=")"/>
-            <m:grow/>
-          </m:dPr>
-          <m:e>
-            <m:r>
-              <m:t>2</m:t>
-            </m:r>
-            <m:r>
-              <m:rPr>
-                <m:sty m:val="p"/>
-              </m:rPr>
-              <m:t>,</m:t>
-            </m:r>
-            <m:r>
-              <m:rPr>
-                <m:sty m:val="p"/>
-              </m:rPr>
-              <m:t>−</m:t>
-            </m:r>
-            <m:r>
-              <m:t>2</m:t>
-            </m:r>
-          </m:e>
-        </m:d>
-      </m:oMath>
-    </w:p>
-    <w:p>
-      <w:pPr>
-        <w:pStyle w:val="BodyText"/>
-      </w:pPr>
-      <w:r>
-        <w:t xml:space="preserve">Foci:</w:t>
-      </w:r>
-      <w:r>
-        <w:t xml:space="preserve"> </w:t>
-      </w:r>
-      <m:oMath>
-        <m:d>
-          <m:dPr>
-            <m:begChr m:val="("/>
-            <m:sepChr m:val=""/>
-            <m:endChr m:val=")"/>
-            <m:grow/>
-          </m:dPr>
-          <m:e>
-            <m:r>
-              <m:t>2</m:t>
-            </m:r>
-            <m:r>
-              <m:rPr>
-                <m:sty m:val="p"/>
-              </m:rPr>
-              <m:t>±</m:t>
-            </m:r>
-            <m:rad>
-              <m:radPr>
-                <m:degHide m:val="on"/>
-              </m:radPr>
-              <m:deg/>
-              <m:e>
-                <m:r>
-                  <m:t>7</m:t>
-                </m:r>
-              </m:e>
-            </m:rad>
-            <m:r>
-              <m:rPr>
-                <m:sty m:val="p"/>
-              </m:rPr>
-              <m:t>,</m:t>
-            </m:r>
-            <m:r>
-              <m:rPr>
-                <m:sty m:val="p"/>
-              </m:rPr>
-              <m:t>−</m:t>
-            </m:r>
-            <m:r>
-              <m:t>2</m:t>
-            </m:r>
-          </m:e>
-        </m:d>
-      </m:oMath>
-    </w:p>
-    <w:p>
-      <w:pPr>
-        <w:pStyle w:val="BodyText"/>
-      </w:pPr>
-      <w:r>
-        <w:t xml:space="preserve">2.11.</w:t>
-      </w:r>
-    </w:p>
-    <w:p>
-      <w:pPr>
-        <w:pStyle w:val="BodyText"/>
-      </w:pPr>
-      <w:r>
-        <w:t xml:space="preserve">Vertex:</w:t>
-      </w:r>
-      <w:r>
-        <w:t xml:space="preserve"> </w:t>
-      </w:r>
-      <m:oMath>
-        <m:d>
-          <m:dPr>
-            <m:begChr m:val="("/>
-            <m:sepChr m:val=""/>
-            <m:endChr m:val=")"/>
-            <m:grow/>
-          </m:dPr>
-          <m:e>
-            <m:r>
-              <m:t>2</m:t>
-            </m:r>
-            <m:r>
-              <m:rPr>
-                <m:sty m:val="p"/>
-              </m:rPr>
-              <m:t>,</m:t>
-            </m:r>
-            <m:r>
-              <m:t>3</m:t>
-            </m:r>
-          </m:e>
-        </m:d>
-      </m:oMath>
-    </w:p>
-    <w:p>
-      <w:pPr>
-        <w:pStyle w:val="BodyText"/>
-      </w:pPr>
-      <w:r>
-        <w:t xml:space="preserve">Focus:</w:t>
-      </w:r>
-      <w:r>
-        <w:t xml:space="preserve"> </w:t>
-      </w:r>
-      <m:oMath>
-        <m:d>
-          <m:dPr>
-            <m:begChr m:val="("/>
-            <m:sepChr m:val=""/>
-            <m:endChr m:val=")"/>
-            <m:grow/>
-          </m:dPr>
-          <m:e>
-            <m:r>
-              <m:t>2</m:t>
-            </m:r>
-            <m:r>
-              <m:rPr>
-                <m:sty m:val="p"/>
-              </m:rPr>
-              <m:t>,</m:t>
-            </m:r>
-            <m:f>
-              <m:fPr>
-                <m:type m:val="bar"/>
-              </m:fPr>
-              <m:num>
-                <m:r>
-                  <m:t>13</m:t>
-                </m:r>
-              </m:num>
-              <m:den>
-                <m:r>
-                  <m:t>4</m:t>
-                </m:r>
-              </m:den>
-            </m:f>
-          </m:e>
-        </m:d>
+          </m:den>
+        </m:f>
+        <m:r>
+          <m:rPr>
+            <m:sty m:val="p"/>
+          </m:rPr>
+          <m:t>)</m:t>
+        </m:r>
       </m:oMath>
     </w:p>
     <w:p>
@@ -1285,34 +1323,36 @@
         <w:t xml:space="preserve"> </w:t>
       </w:r>
       <m:oMath>
-        <m:d>
-          <m:dPr>
-            <m:begChr m:val="("/>
-            <m:sepChr m:val=""/>
-            <m:endChr m:val=")"/>
-            <m:grow/>
-          </m:dPr>
-          <m:e>
-            <m:r>
-              <m:rPr>
-                <m:sty m:val="p"/>
-              </m:rPr>
-              <m:t>−</m:t>
-            </m:r>
-            <m:r>
-              <m:t>1</m:t>
-            </m:r>
-            <m:r>
-              <m:rPr>
-                <m:sty m:val="p"/>
-              </m:rPr>
-              <m:t>,</m:t>
-            </m:r>
-            <m:r>
-              <m:t>2</m:t>
-            </m:r>
-          </m:e>
-        </m:d>
+        <m:r>
+          <m:rPr>
+            <m:sty m:val="p"/>
+          </m:rPr>
+          <m:t>(</m:t>
+        </m:r>
+        <m:r>
+          <m:rPr>
+            <m:sty m:val="p"/>
+          </m:rPr>
+          <m:t>−</m:t>
+        </m:r>
+        <m:r>
+          <m:t>1</m:t>
+        </m:r>
+        <m:r>
+          <m:rPr>
+            <m:sty m:val="p"/>
+          </m:rPr>
+          <m:t>,</m:t>
+        </m:r>
+        <m:r>
+          <m:t>2</m:t>
+        </m:r>
+        <m:r>
+          <m:rPr>
+            <m:sty m:val="p"/>
+          </m:rPr>
+          <m:t>)</m:t>
+        </m:r>
       </m:oMath>
     </w:p>
     <w:p>
@@ -1326,34 +1366,36 @@
         <w:t xml:space="preserve"> </w:t>
       </w:r>
       <m:oMath>
-        <m:d>
-          <m:dPr>
-            <m:begChr m:val="("/>
-            <m:sepChr m:val=""/>
-            <m:endChr m:val=")"/>
-            <m:grow/>
-          </m:dPr>
-          <m:e>
-            <m:r>
-              <m:rPr>
-                <m:sty m:val="p"/>
-              </m:rPr>
-              <m:t>−</m:t>
-            </m:r>
-            <m:r>
-              <m:t>1</m:t>
-            </m:r>
-            <m:r>
-              <m:rPr>
-                <m:sty m:val="p"/>
-              </m:rPr>
-              <m:t>,</m:t>
-            </m:r>
-            <m:r>
-              <m:t>4</m:t>
-            </m:r>
-          </m:e>
-        </m:d>
+        <m:r>
+          <m:rPr>
+            <m:sty m:val="p"/>
+          </m:rPr>
+          <m:t>(</m:t>
+        </m:r>
+        <m:r>
+          <m:rPr>
+            <m:sty m:val="p"/>
+          </m:rPr>
+          <m:t>−</m:t>
+        </m:r>
+        <m:r>
+          <m:t>1</m:t>
+        </m:r>
+        <m:r>
+          <m:rPr>
+            <m:sty m:val="p"/>
+          </m:rPr>
+          <m:t>,</m:t>
+        </m:r>
+        <m:r>
+          <m:t>4</m:t>
+        </m:r>
+        <m:r>
+          <m:rPr>
+            <m:sty m:val="p"/>
+          </m:rPr>
+          <m:t>)</m:t>
+        </m:r>
       </m:oMath>
     </w:p>
     <w:p>
@@ -1400,34 +1442,36 @@
         <w:t xml:space="preserve"> </w:t>
       </w:r>
       <m:oMath>
-        <m:d>
-          <m:dPr>
-            <m:begChr m:val="("/>
-            <m:sepChr m:val=""/>
-            <m:endChr m:val=")"/>
-            <m:grow/>
-          </m:dPr>
-          <m:e>
-            <m:r>
-              <m:t>2</m:t>
-            </m:r>
-            <m:r>
-              <m:rPr>
-                <m:sty m:val="p"/>
-              </m:rPr>
-              <m:t>,</m:t>
-            </m:r>
-            <m:r>
-              <m:rPr>
-                <m:sty m:val="p"/>
-              </m:rPr>
-              <m:t>−</m:t>
-            </m:r>
-            <m:r>
-              <m:t>3</m:t>
-            </m:r>
-          </m:e>
-        </m:d>
+        <m:r>
+          <m:rPr>
+            <m:sty m:val="p"/>
+          </m:rPr>
+          <m:t>(</m:t>
+        </m:r>
+        <m:r>
+          <m:t>2</m:t>
+        </m:r>
+        <m:r>
+          <m:rPr>
+            <m:sty m:val="p"/>
+          </m:rPr>
+          <m:t>,</m:t>
+        </m:r>
+        <m:r>
+          <m:rPr>
+            <m:sty m:val="p"/>
+          </m:rPr>
+          <m:t>−</m:t>
+        </m:r>
+        <m:r>
+          <m:t>3</m:t>
+        </m:r>
+        <m:r>
+          <m:rPr>
+            <m:sty m:val="p"/>
+          </m:rPr>
+          <m:t>)</m:t>
+        </m:r>
       </m:oMath>
     </w:p>
     <w:p>
@@ -1441,1019 +1485,1059 @@
         <w:t xml:space="preserve"> </w:t>
       </w:r>
       <m:oMath>
-        <m:d>
-          <m:dPr>
-            <m:begChr m:val="("/>
-            <m:sepChr m:val=""/>
-            <m:endChr m:val=")"/>
-            <m:grow/>
-          </m:dPr>
+        <m:r>
+          <m:rPr>
+            <m:sty m:val="p"/>
+          </m:rPr>
+          <m:t>(</m:t>
+        </m:r>
+        <m:r>
+          <m:t>1</m:t>
+        </m:r>
+        <m:r>
+          <m:rPr>
+            <m:sty m:val="p"/>
+          </m:rPr>
+          <m:t>,</m:t>
+        </m:r>
+        <m:r>
+          <m:rPr>
+            <m:sty m:val="p"/>
+          </m:rPr>
+          <m:t>−</m:t>
+        </m:r>
+        <m:r>
+          <m:t>3</m:t>
+        </m:r>
+        <m:r>
+          <m:rPr>
+            <m:sty m:val="p"/>
+          </m:rPr>
+          <m:t>)</m:t>
+        </m:r>
+      </m:oMath>
+    </w:p>
+    <w:p>
+      <w:pPr>
+        <w:pStyle w:val="BodyText"/>
+      </w:pPr>
+      <w:r>
+        <w:t xml:space="preserve">Directrix:</w:t>
+      </w:r>
+      <w:r>
+        <w:t xml:space="preserve"> </w:t>
+      </w:r>
+      <m:oMath>
+        <m:r>
+          <m:t>x</m:t>
+        </m:r>
+        <m:r>
+          <m:rPr>
+            <m:sty m:val="p"/>
+          </m:rPr>
+          <m:t>=</m:t>
+        </m:r>
+        <m:r>
+          <m:t>3</m:t>
+        </m:r>
+      </m:oMath>
+    </w:p>
+    <w:p>
+      <w:pPr>
+        <w:pStyle w:val="BodyText"/>
+      </w:pPr>
+      <w:r>
+        <w:t xml:space="preserve">2.14.</w:t>
+      </w:r>
+    </w:p>
+    <w:p>
+      <w:pPr>
+        <w:pStyle w:val="BodyText"/>
+      </w:pPr>
+      <w:r>
+        <w:t xml:space="preserve">Vertex:</w:t>
+      </w:r>
+      <w:r>
+        <w:t xml:space="preserve"> </w:t>
+      </w:r>
+      <m:oMath>
+        <m:r>
+          <m:rPr>
+            <m:sty m:val="p"/>
+          </m:rPr>
+          <m:t>(</m:t>
+        </m:r>
+        <m:r>
+          <m:t>3</m:t>
+        </m:r>
+        <m:r>
+          <m:rPr>
+            <m:sty m:val="p"/>
+          </m:rPr>
+          <m:t>,</m:t>
+        </m:r>
+        <m:r>
+          <m:t>1</m:t>
+        </m:r>
+        <m:r>
+          <m:rPr>
+            <m:sty m:val="p"/>
+          </m:rPr>
+          <m:t>)</m:t>
+        </m:r>
+      </m:oMath>
+    </w:p>
+    <w:p>
+      <w:pPr>
+        <w:pStyle w:val="BodyText"/>
+      </w:pPr>
+      <w:r>
+        <w:t xml:space="preserve">Focus:</w:t>
+      </w:r>
+      <w:r>
+        <w:t xml:space="preserve"> </w:t>
+      </w:r>
+      <m:oMath>
+        <m:r>
+          <m:rPr>
+            <m:sty m:val="p"/>
+          </m:rPr>
+          <m:t>(</m:t>
+        </m:r>
+        <m:r>
+          <m:t>3</m:t>
+        </m:r>
+        <m:r>
+          <m:rPr>
+            <m:sty m:val="p"/>
+          </m:rPr>
+          <m:t>,</m:t>
+        </m:r>
+        <m:r>
+          <m:t>2</m:t>
+        </m:r>
+        <m:r>
+          <m:rPr>
+            <m:sty m:val="p"/>
+          </m:rPr>
+          <m:t>)</m:t>
+        </m:r>
+      </m:oMath>
+    </w:p>
+    <w:p>
+      <w:pPr>
+        <w:pStyle w:val="BodyText"/>
+      </w:pPr>
+      <w:r>
+        <w:t xml:space="preserve">Directrix:</w:t>
+      </w:r>
+      <w:r>
+        <w:t xml:space="preserve"> </w:t>
+      </w:r>
+      <m:oMath>
+        <m:r>
+          <m:t>y</m:t>
+        </m:r>
+        <m:r>
+          <m:rPr>
+            <m:sty m:val="p"/>
+          </m:rPr>
+          <m:t>=</m:t>
+        </m:r>
+        <m:r>
+          <m:t>0</m:t>
+        </m:r>
+      </m:oMath>
+    </w:p>
+    <w:p>
+      <w:pPr>
+        <w:pStyle w:val="BodyText"/>
+      </w:pPr>
+      <w:r>
+        <w:t xml:space="preserve">2.15.</w:t>
+      </w:r>
+    </w:p>
+    <w:p>
+      <w:pPr>
+        <w:pStyle w:val="BodyText"/>
+      </w:pPr>
+      <w:r>
+        <w:t xml:space="preserve">Vertex:</w:t>
+      </w:r>
+      <w:r>
+        <w:t xml:space="preserve"> </w:t>
+      </w:r>
+      <m:oMath>
+        <m:r>
+          <m:rPr>
+            <m:sty m:val="p"/>
+          </m:rPr>
+          <m:t>(</m:t>
+        </m:r>
+        <m:r>
+          <m:t>4</m:t>
+        </m:r>
+        <m:r>
+          <m:rPr>
+            <m:sty m:val="p"/>
+          </m:rPr>
+          <m:t>,</m:t>
+        </m:r>
+        <m:r>
+          <m:rPr>
+            <m:sty m:val="p"/>
+          </m:rPr>
+          <m:t>−</m:t>
+        </m:r>
+        <m:r>
+          <m:t>4</m:t>
+        </m:r>
+        <m:r>
+          <m:rPr>
+            <m:sty m:val="p"/>
+          </m:rPr>
+          <m:t>)</m:t>
+        </m:r>
+      </m:oMath>
+    </w:p>
+    <w:p>
+      <w:pPr>
+        <w:pStyle w:val="BodyText"/>
+      </w:pPr>
+      <w:r>
+        <w:t xml:space="preserve">Focus:</w:t>
+      </w:r>
+      <w:r>
+        <w:t xml:space="preserve"> </w:t>
+      </w:r>
+      <m:oMath>
+        <m:r>
+          <m:rPr>
+            <m:sty m:val="p"/>
+          </m:rPr>
+          <m:t>(</m:t>
+        </m:r>
+        <m:r>
+          <m:t>3</m:t>
+        </m:r>
+        <m:r>
+          <m:rPr>
+            <m:sty m:val="p"/>
+          </m:rPr>
+          <m:t>,</m:t>
+        </m:r>
+        <m:r>
+          <m:rPr>
+            <m:sty m:val="p"/>
+          </m:rPr>
+          <m:t>−</m:t>
+        </m:r>
+        <m:r>
+          <m:t>4</m:t>
+        </m:r>
+        <m:r>
+          <m:rPr>
+            <m:sty m:val="p"/>
+          </m:rPr>
+          <m:t>)</m:t>
+        </m:r>
+      </m:oMath>
+    </w:p>
+    <w:p>
+      <w:pPr>
+        <w:pStyle w:val="BodyText"/>
+      </w:pPr>
+      <w:r>
+        <w:t xml:space="preserve">Directrix:</w:t>
+      </w:r>
+      <w:r>
+        <w:t xml:space="preserve"> </w:t>
+      </w:r>
+      <m:oMath>
+        <m:r>
+          <m:t>x</m:t>
+        </m:r>
+        <m:r>
+          <m:rPr>
+            <m:sty m:val="p"/>
+          </m:rPr>
+          <m:t>=</m:t>
+        </m:r>
+        <m:r>
+          <m:t>5</m:t>
+        </m:r>
+      </m:oMath>
+    </w:p>
+    <w:p>
+      <w:pPr>
+        <w:pStyle w:val="BodyText"/>
+      </w:pPr>
+      <w:r>
+        <w:t xml:space="preserve">2.16.</w:t>
+      </w:r>
+    </w:p>
+    <w:p>
+      <w:pPr>
+        <w:pStyle w:val="BodyText"/>
+      </w:pPr>
+      <w:r>
+        <w:t xml:space="preserve">Centre:</w:t>
+      </w:r>
+      <w:r>
+        <w:t xml:space="preserve"> </w:t>
+      </w:r>
+      <m:oMath>
+        <m:r>
+          <m:rPr>
+            <m:sty m:val="p"/>
+          </m:rPr>
+          <m:t>(</m:t>
+        </m:r>
+        <m:r>
+          <m:t>2</m:t>
+        </m:r>
+        <m:r>
+          <m:rPr>
+            <m:sty m:val="p"/>
+          </m:rPr>
+          <m:t>,</m:t>
+        </m:r>
+        <m:r>
+          <m:t>1</m:t>
+        </m:r>
+        <m:r>
+          <m:rPr>
+            <m:sty m:val="p"/>
+          </m:rPr>
+          <m:t>)</m:t>
+        </m:r>
+      </m:oMath>
+    </w:p>
+    <w:p>
+      <w:pPr>
+        <w:pStyle w:val="BodyText"/>
+      </w:pPr>
+      <w:r>
+        <w:t xml:space="preserve">Foci:</w:t>
+      </w:r>
+      <w:r>
+        <w:t xml:space="preserve"> </w:t>
+      </w:r>
+      <m:oMath>
+        <m:r>
+          <m:rPr>
+            <m:sty m:val="p"/>
+          </m:rPr>
+          <m:t>(</m:t>
+        </m:r>
+        <m:r>
+          <m:t>2</m:t>
+        </m:r>
+        <m:r>
+          <m:rPr>
+            <m:sty m:val="p"/>
+          </m:rPr>
+          <m:t>±</m:t>
+        </m:r>
+        <m:rad>
+          <m:radPr>
+            <m:degHide m:val="on"/>
+          </m:radPr>
+          <m:deg/>
           <m:e>
             <m:r>
               <m:t>1</m:t>
             </m:r>
+          </m:e>
+        </m:rad>
+        <m:r>
+          <m:t>3</m:t>
+        </m:r>
+        <m:r>
+          <m:rPr>
+            <m:sty m:val="p"/>
+          </m:rPr>
+          <m:t>,</m:t>
+        </m:r>
+        <m:r>
+          <m:rPr>
+            <m:sty m:val="p"/>
+          </m:rPr>
+          <m:t>−</m:t>
+        </m:r>
+        <m:r>
+          <m:t>1</m:t>
+        </m:r>
+        <m:r>
+          <m:rPr>
+            <m:sty m:val="p"/>
+          </m:rPr>
+          <m:t>)</m:t>
+        </m:r>
+      </m:oMath>
+    </w:p>
+    <w:p>
+      <w:pPr>
+        <w:pStyle w:val="BodyText"/>
+      </w:pPr>
+      <w:r>
+        <w:t xml:space="preserve">Vertices:</w:t>
+      </w:r>
+      <w:r>
+        <w:t xml:space="preserve"> </w:t>
+      </w:r>
+      <m:oMath>
+        <m:r>
+          <m:rPr>
+            <m:sty m:val="p"/>
+          </m:rPr>
+          <m:t>(</m:t>
+        </m:r>
+        <m:r>
+          <m:t>2</m:t>
+        </m:r>
+        <m:r>
+          <m:rPr>
+            <m:sty m:val="p"/>
+          </m:rPr>
+          <m:t>±</m:t>
+        </m:r>
+        <m:r>
+          <m:t>3</m:t>
+        </m:r>
+        <m:r>
+          <m:rPr>
+            <m:sty m:val="p"/>
+          </m:rPr>
+          <m:t>,</m:t>
+        </m:r>
+        <m:r>
+          <m:rPr>
+            <m:sty m:val="p"/>
+          </m:rPr>
+          <m:t>−</m:t>
+        </m:r>
+        <m:r>
+          <m:t>1</m:t>
+        </m:r>
+        <m:r>
+          <m:rPr>
+            <m:sty m:val="p"/>
+          </m:rPr>
+          <m:t>)</m:t>
+        </m:r>
+      </m:oMath>
+    </w:p>
+    <w:p>
+      <w:pPr>
+        <w:pStyle w:val="BodyText"/>
+      </w:pPr>
+      <w:r>
+        <w:t xml:space="preserve">2.17.</w:t>
+      </w:r>
+    </w:p>
+    <w:p>
+      <w:pPr>
+        <w:pStyle w:val="BodyText"/>
+      </w:pPr>
+      <w:r>
+        <w:t xml:space="preserve">Centre:</w:t>
+      </w:r>
+      <w:r>
+        <w:t xml:space="preserve"> </w:t>
+      </w:r>
+      <m:oMath>
+        <m:r>
+          <m:rPr>
+            <m:sty m:val="p"/>
+          </m:rPr>
+          <m:t>(</m:t>
+        </m:r>
+        <m:r>
+          <m:rPr>
+            <m:sty m:val="p"/>
+          </m:rPr>
+          <m:t>−</m:t>
+        </m:r>
+        <m:r>
+          <m:t>1</m:t>
+        </m:r>
+        <m:r>
+          <m:rPr>
+            <m:sty m:val="p"/>
+          </m:rPr>
+          <m:t>,</m:t>
+        </m:r>
+        <m:r>
+          <m:t>3</m:t>
+        </m:r>
+        <m:r>
+          <m:rPr>
+            <m:sty m:val="p"/>
+          </m:rPr>
+          <m:t>)</m:t>
+        </m:r>
+      </m:oMath>
+    </w:p>
+    <w:p>
+      <w:pPr>
+        <w:pStyle w:val="BodyText"/>
+      </w:pPr>
+      <w:r>
+        <w:t xml:space="preserve">Foci:</w:t>
+      </w:r>
+      <w:r>
+        <w:t xml:space="preserve"> </w:t>
+      </w:r>
+      <m:oMath>
+        <m:r>
+          <m:rPr>
+            <m:sty m:val="p"/>
+          </m:rPr>
+          <m:t>(</m:t>
+        </m:r>
+        <m:r>
+          <m:rPr>
+            <m:sty m:val="p"/>
+          </m:rPr>
+          <m:t>−</m:t>
+        </m:r>
+        <m:r>
+          <m:t>1</m:t>
+        </m:r>
+        <m:r>
+          <m:rPr>
+            <m:sty m:val="p"/>
+          </m:rPr>
+          <m:t>,</m:t>
+        </m:r>
+        <m:r>
+          <m:t>3</m:t>
+        </m:r>
+        <m:r>
+          <m:rPr>
+            <m:sty m:val="p"/>
+          </m:rPr>
+          <m:t>±</m:t>
+        </m:r>
+        <m:r>
+          <m:t>5</m:t>
+        </m:r>
+        <m:r>
+          <m:rPr>
+            <m:sty m:val="p"/>
+          </m:rPr>
+          <m:t>)</m:t>
+        </m:r>
+      </m:oMath>
+    </w:p>
+    <w:p>
+      <w:pPr>
+        <w:pStyle w:val="BodyText"/>
+      </w:pPr>
+      <w:r>
+        <w:t xml:space="preserve">Vertices:</w:t>
+      </w:r>
+      <w:r>
+        <w:t xml:space="preserve"> </w:t>
+      </w:r>
+      <m:oMath>
+        <m:r>
+          <m:rPr>
+            <m:sty m:val="p"/>
+          </m:rPr>
+          <m:t>(</m:t>
+        </m:r>
+        <m:r>
+          <m:rPr>
+            <m:sty m:val="p"/>
+          </m:rPr>
+          <m:t>−</m:t>
+        </m:r>
+        <m:r>
+          <m:t>1</m:t>
+        </m:r>
+        <m:r>
+          <m:rPr>
+            <m:sty m:val="p"/>
+          </m:rPr>
+          <m:t>,</m:t>
+        </m:r>
+        <m:r>
+          <m:t>3</m:t>
+        </m:r>
+        <m:r>
+          <m:rPr>
+            <m:sty m:val="p"/>
+          </m:rPr>
+          <m:t>±</m:t>
+        </m:r>
+        <m:r>
+          <m:t>4</m:t>
+        </m:r>
+        <m:r>
+          <m:rPr>
+            <m:sty m:val="p"/>
+          </m:rPr>
+          <m:t>)</m:t>
+        </m:r>
+      </m:oMath>
+    </w:p>
+    <w:p>
+      <w:pPr>
+        <w:pStyle w:val="BodyText"/>
+      </w:pPr>
+      <w:r>
+        <w:t xml:space="preserve">2.18.</w:t>
+      </w:r>
+    </w:p>
+    <w:p>
+      <w:pPr>
+        <w:pStyle w:val="BodyText"/>
+      </w:pPr>
+      <w:r>
+        <w:t xml:space="preserve">Centre:</w:t>
+      </w:r>
+      <w:r>
+        <w:t xml:space="preserve"> </w:t>
+      </w:r>
+      <m:oMath>
+        <m:r>
+          <m:rPr>
+            <m:sty m:val="p"/>
+          </m:rPr>
+          <m:t>(</m:t>
+        </m:r>
+        <m:r>
+          <m:t>1</m:t>
+        </m:r>
+        <m:r>
+          <m:rPr>
+            <m:sty m:val="p"/>
+          </m:rPr>
+          <m:t>,</m:t>
+        </m:r>
+        <m:r>
+          <m:t>2</m:t>
+        </m:r>
+        <m:r>
+          <m:rPr>
+            <m:sty m:val="p"/>
+          </m:rPr>
+          <m:t>)</m:t>
+        </m:r>
+      </m:oMath>
+    </w:p>
+    <w:p>
+      <w:pPr>
+        <w:pStyle w:val="BodyText"/>
+      </w:pPr>
+      <w:r>
+        <w:t xml:space="preserve">Foci:</w:t>
+      </w:r>
+      <w:r>
+        <w:t xml:space="preserve"> </w:t>
+      </w:r>
+      <m:oMath>
+        <m:r>
+          <m:rPr>
+            <m:sty m:val="p"/>
+          </m:rPr>
+          <m:t>(</m:t>
+        </m:r>
+        <m:r>
+          <m:t>1</m:t>
+        </m:r>
+        <m:r>
+          <m:rPr>
+            <m:sty m:val="p"/>
+          </m:rPr>
+          <m:t>±</m:t>
+        </m:r>
+        <m:r>
+          <m:t>5</m:t>
+        </m:r>
+        <m:r>
+          <m:rPr>
+            <m:sty m:val="p"/>
+          </m:rPr>
+          <m:t>,</m:t>
+        </m:r>
+        <m:r>
+          <m:t>2</m:t>
+        </m:r>
+        <m:r>
+          <m:rPr>
+            <m:sty m:val="p"/>
+          </m:rPr>
+          <m:t>)</m:t>
+        </m:r>
+      </m:oMath>
+    </w:p>
+    <w:p>
+      <w:pPr>
+        <w:pStyle w:val="BodyText"/>
+      </w:pPr>
+      <w:r>
+        <w:t xml:space="preserve">Vertices:</w:t>
+      </w:r>
+      <w:r>
+        <w:t xml:space="preserve"> </w:t>
+      </w:r>
+      <m:oMath>
+        <m:r>
+          <m:rPr>
+            <m:sty m:val="p"/>
+          </m:rPr>
+          <m:t>(</m:t>
+        </m:r>
+        <m:r>
+          <m:t>1</m:t>
+        </m:r>
+        <m:r>
+          <m:rPr>
+            <m:sty m:val="p"/>
+          </m:rPr>
+          <m:t>±</m:t>
+        </m:r>
+        <m:r>
+          <m:t>4</m:t>
+        </m:r>
+        <m:r>
+          <m:rPr>
+            <m:sty m:val="p"/>
+          </m:rPr>
+          <m:t>,</m:t>
+        </m:r>
+        <m:r>
+          <m:t>2</m:t>
+        </m:r>
+        <m:r>
+          <m:rPr>
+            <m:sty m:val="p"/>
+          </m:rPr>
+          <m:t>)</m:t>
+        </m:r>
+      </m:oMath>
+    </w:p>
+    <w:p>
+      <w:pPr>
+        <w:pStyle w:val="BodyText"/>
+      </w:pPr>
+      <w:r>
+        <w:t xml:space="preserve">2.19.</w:t>
+      </w:r>
+    </w:p>
+    <w:p>
+      <w:pPr>
+        <w:pStyle w:val="BodyText"/>
+      </w:pPr>
+      <w:r>
+        <w:t xml:space="preserve">Centre:</w:t>
+      </w:r>
+      <w:r>
+        <w:t xml:space="preserve"> </w:t>
+      </w:r>
+      <m:oMath>
+        <m:r>
+          <m:rPr>
+            <m:sty m:val="p"/>
+          </m:rPr>
+          <m:t>(</m:t>
+        </m:r>
+        <m:r>
+          <m:t>2</m:t>
+        </m:r>
+        <m:r>
+          <m:rPr>
+            <m:sty m:val="p"/>
+          </m:rPr>
+          <m:t>,</m:t>
+        </m:r>
+        <m:r>
+          <m:rPr>
+            <m:sty m:val="p"/>
+          </m:rPr>
+          <m:t>−</m:t>
+        </m:r>
+        <m:r>
+          <m:t>3</m:t>
+        </m:r>
+        <m:r>
+          <m:rPr>
+            <m:sty m:val="p"/>
+          </m:rPr>
+          <m:t>)</m:t>
+        </m:r>
+      </m:oMath>
+    </w:p>
+    <w:p>
+      <w:pPr>
+        <w:pStyle w:val="BodyText"/>
+      </w:pPr>
+      <w:r>
+        <w:t xml:space="preserve">Foci:</w:t>
+      </w:r>
+      <w:r>
+        <w:t xml:space="preserve"> </w:t>
+      </w:r>
+      <m:oMath>
+        <m:r>
+          <m:rPr>
+            <m:sty m:val="p"/>
+          </m:rPr>
+          <m:t>(</m:t>
+        </m:r>
+        <m:r>
+          <m:t>2</m:t>
+        </m:r>
+        <m:r>
+          <m:rPr>
+            <m:sty m:val="p"/>
+          </m:rPr>
+          <m:t>±</m:t>
+        </m:r>
+        <m:rad>
+          <m:radPr>
+            <m:degHide m:val="on"/>
+          </m:radPr>
+          <m:deg/>
+          <m:e>
             <m:r>
-              <m:rPr>
-                <m:sty m:val="p"/>
-              </m:rPr>
-              <m:t>,</m:t>
-            </m:r>
-            <m:r>
-              <m:rPr>
-                <m:sty m:val="p"/>
-              </m:rPr>
-              <m:t>−</m:t>
-            </m:r>
-            <m:r>
-              <m:t>3</m:t>
+              <m:t>8</m:t>
             </m:r>
           </m:e>
-        </m:d>
-      </m:oMath>
-    </w:p>
-    <w:p>
-      <w:pPr>
-        <w:pStyle w:val="BodyText"/>
-      </w:pPr>
-      <w:r>
-        <w:t xml:space="preserve">Directrix:</w:t>
-      </w:r>
-      <w:r>
-        <w:t xml:space="preserve"> </w:t>
-      </w:r>
-      <m:oMath>
-        <m:r>
-          <m:t>x</m:t>
-        </m:r>
-        <m:r>
-          <m:rPr>
-            <m:sty m:val="p"/>
-          </m:rPr>
-          <m:t>=</m:t>
+        </m:rad>
+        <m:r>
+          <m:rPr>
+            <m:sty m:val="p"/>
+          </m:rPr>
+          <m:t>,</m:t>
+        </m:r>
+        <m:r>
+          <m:rPr>
+            <m:sty m:val="p"/>
+          </m:rPr>
+          <m:t>−</m:t>
         </m:r>
         <m:r>
           <m:t>3</m:t>
         </m:r>
-      </m:oMath>
-    </w:p>
-    <w:p>
-      <w:pPr>
-        <w:pStyle w:val="BodyText"/>
-      </w:pPr>
-      <w:r>
-        <w:t xml:space="preserve">2.14.</w:t>
-      </w:r>
-    </w:p>
-    <w:p>
-      <w:pPr>
-        <w:pStyle w:val="BodyText"/>
-      </w:pPr>
-      <w:r>
-        <w:t xml:space="preserve">Vertex:</w:t>
-      </w:r>
-      <w:r>
-        <w:t xml:space="preserve"> </w:t>
-      </w:r>
-      <m:oMath>
-        <m:d>
-          <m:dPr>
-            <m:begChr m:val="("/>
-            <m:sepChr m:val=""/>
-            <m:endChr m:val=")"/>
-            <m:grow/>
-          </m:dPr>
+        <m:r>
+          <m:rPr>
+            <m:sty m:val="p"/>
+          </m:rPr>
+          <m:t>)</m:t>
+        </m:r>
+      </m:oMath>
+    </w:p>
+    <w:p>
+      <w:pPr>
+        <w:pStyle w:val="BodyText"/>
+      </w:pPr>
+      <w:r>
+        <w:t xml:space="preserve">Vertices:</w:t>
+      </w:r>
+      <w:r>
+        <w:t xml:space="preserve"> </w:t>
+      </w:r>
+      <m:oMath>
+        <m:r>
+          <m:rPr>
+            <m:sty m:val="p"/>
+          </m:rPr>
+          <m:t>(</m:t>
+        </m:r>
+        <m:r>
+          <m:t>2</m:t>
+        </m:r>
+        <m:r>
+          <m:rPr>
+            <m:sty m:val="p"/>
+          </m:rPr>
+          <m:t>±</m:t>
+        </m:r>
+        <m:r>
+          <m:t>2</m:t>
+        </m:r>
+        <m:r>
+          <m:rPr>
+            <m:sty m:val="p"/>
+          </m:rPr>
+          <m:t>,</m:t>
+        </m:r>
+        <m:r>
+          <m:t>2</m:t>
+        </m:r>
+        <m:r>
+          <m:rPr>
+            <m:sty m:val="p"/>
+          </m:rPr>
+          <m:t>)</m:t>
+        </m:r>
+      </m:oMath>
+    </w:p>
+    <w:p>
+      <w:pPr>
+        <w:pStyle w:val="BodyText"/>
+      </w:pPr>
+      <w:r>
+        <w:t xml:space="preserve">2.20.</w:t>
+      </w:r>
+    </w:p>
+    <w:p>
+      <w:pPr>
+        <w:pStyle w:val="BodyText"/>
+      </w:pPr>
+      <w:r>
+        <w:t xml:space="preserve">Centre:</w:t>
+      </w:r>
+      <w:r>
+        <w:t xml:space="preserve"> </w:t>
+      </w:r>
+      <m:oMath>
+        <m:r>
+          <m:rPr>
+            <m:sty m:val="p"/>
+          </m:rPr>
+          <m:t>(</m:t>
+        </m:r>
+        <m:r>
+          <m:rPr>
+            <m:sty m:val="p"/>
+          </m:rPr>
+          <m:t>−</m:t>
+        </m:r>
+        <m:r>
+          <m:t>3</m:t>
+        </m:r>
+        <m:r>
+          <m:rPr>
+            <m:sty m:val="p"/>
+          </m:rPr>
+          <m:t>,</m:t>
+        </m:r>
+        <m:r>
+          <m:t>2</m:t>
+        </m:r>
+        <m:r>
+          <m:rPr>
+            <m:sty m:val="p"/>
+          </m:rPr>
+          <m:t>)</m:t>
+        </m:r>
+      </m:oMath>
+    </w:p>
+    <w:p>
+      <w:pPr>
+        <w:pStyle w:val="BodyText"/>
+      </w:pPr>
+      <w:r>
+        <w:t xml:space="preserve">Foci:</w:t>
+      </w:r>
+      <w:r>
+        <w:t xml:space="preserve"> </w:t>
+      </w:r>
+      <m:oMath>
+        <m:r>
+          <m:rPr>
+            <m:sty m:val="p"/>
+          </m:rPr>
+          <m:t>(</m:t>
+        </m:r>
+        <m:r>
+          <m:rPr>
+            <m:sty m:val="p"/>
+          </m:rPr>
+          <m:t>−</m:t>
+        </m:r>
+        <m:r>
+          <m:t>3</m:t>
+        </m:r>
+        <m:r>
+          <m:rPr>
+            <m:sty m:val="p"/>
+          </m:rPr>
+          <m:t>,</m:t>
+        </m:r>
+        <m:r>
+          <m:t>2</m:t>
+        </m:r>
+        <m:r>
+          <m:rPr>
+            <m:sty m:val="p"/>
+          </m:rPr>
+          <m:t>±</m:t>
+        </m:r>
+        <m:r>
+          <m:t>3</m:t>
+        </m:r>
+        <m:r>
+          <m:rPr>
+            <m:sty m:val="p"/>
+          </m:rPr>
+          <m:t>)</m:t>
+        </m:r>
+      </m:oMath>
+    </w:p>
+    <w:p>
+      <w:pPr>
+        <w:pStyle w:val="BodyText"/>
+      </w:pPr>
+      <w:r>
+        <w:t xml:space="preserve">Vertices:</w:t>
+      </w:r>
+      <w:r>
+        <w:t xml:space="preserve"> </w:t>
+      </w:r>
+      <m:oMath>
+        <m:r>
+          <m:rPr>
+            <m:sty m:val="p"/>
+          </m:rPr>
+          <m:t>(</m:t>
+        </m:r>
+        <m:r>
+          <m:rPr>
+            <m:sty m:val="p"/>
+          </m:rPr>
+          <m:t>−</m:t>
+        </m:r>
+        <m:r>
+          <m:t>3</m:t>
+        </m:r>
+        <m:r>
+          <m:rPr>
+            <m:sty m:val="p"/>
+          </m:rPr>
+          <m:t>,</m:t>
+        </m:r>
+        <m:r>
+          <m:t>2</m:t>
+        </m:r>
+        <m:r>
+          <m:rPr>
+            <m:sty m:val="p"/>
+          </m:rPr>
+          <m:t>±</m:t>
+        </m:r>
+        <m:rad>
+          <m:radPr>
+            <m:degHide m:val="on"/>
+          </m:radPr>
+          <m:deg/>
           <m:e>
             <m:r>
-              <m:t>3</m:t>
-            </m:r>
-            <m:r>
-              <m:rPr>
-                <m:sty m:val="p"/>
-              </m:rPr>
-              <m:t>,</m:t>
-            </m:r>
-            <m:r>
-              <m:t>1</m:t>
+              <m:t>13</m:t>
             </m:r>
           </m:e>
-        </m:d>
-      </m:oMath>
-    </w:p>
-    <w:p>
-      <w:pPr>
-        <w:pStyle w:val="BodyText"/>
-      </w:pPr>
-      <w:r>
-        <w:t xml:space="preserve">Focus:</w:t>
-      </w:r>
-      <w:r>
-        <w:t xml:space="preserve"> </w:t>
-      </w:r>
-      <m:oMath>
-        <m:d>
-          <m:dPr>
-            <m:begChr m:val="("/>
-            <m:sepChr m:val=""/>
-            <m:endChr m:val=")"/>
-            <m:grow/>
-          </m:dPr>
-          <m:e>
-            <m:r>
-              <m:t>3</m:t>
-            </m:r>
-            <m:r>
-              <m:rPr>
-                <m:sty m:val="p"/>
-              </m:rPr>
-              <m:t>,</m:t>
-            </m:r>
-            <m:r>
-              <m:t>2</m:t>
-            </m:r>
-          </m:e>
-        </m:d>
-      </m:oMath>
-    </w:p>
-    <w:p>
-      <w:pPr>
-        <w:pStyle w:val="BodyText"/>
-      </w:pPr>
-      <w:r>
-        <w:t xml:space="preserve">Directrix:</w:t>
-      </w:r>
-      <w:r>
-        <w:t xml:space="preserve"> </w:t>
-      </w:r>
-      <m:oMath>
-        <m:r>
-          <m:t>y</m:t>
-        </m:r>
-        <m:r>
-          <m:rPr>
-            <m:sty m:val="p"/>
-          </m:rPr>
-          <m:t>=</m:t>
-        </m:r>
-        <m:r>
-          <m:t>0</m:t>
-        </m:r>
-      </m:oMath>
-    </w:p>
-    <w:p>
-      <w:pPr>
-        <w:pStyle w:val="BodyText"/>
-      </w:pPr>
-      <w:r>
-        <w:t xml:space="preserve">2.15.</w:t>
-      </w:r>
-    </w:p>
-    <w:p>
-      <w:pPr>
-        <w:pStyle w:val="BodyText"/>
-      </w:pPr>
-      <w:r>
-        <w:t xml:space="preserve">Vertex:</w:t>
-      </w:r>
-      <w:r>
-        <w:t xml:space="preserve"> </w:t>
-      </w:r>
-      <m:oMath>
-        <m:d>
-          <m:dPr>
-            <m:begChr m:val="("/>
-            <m:sepChr m:val=""/>
-            <m:endChr m:val=")"/>
-            <m:grow/>
-          </m:dPr>
-          <m:e>
-            <m:r>
-              <m:t>4</m:t>
-            </m:r>
-            <m:r>
-              <m:rPr>
-                <m:sty m:val="p"/>
-              </m:rPr>
-              <m:t>,</m:t>
-            </m:r>
-            <m:r>
-              <m:rPr>
-                <m:sty m:val="p"/>
-              </m:rPr>
-              <m:t>−</m:t>
-            </m:r>
-            <m:r>
-              <m:t>4</m:t>
-            </m:r>
-          </m:e>
-        </m:d>
-      </m:oMath>
-    </w:p>
-    <w:p>
-      <w:pPr>
-        <w:pStyle w:val="BodyText"/>
-      </w:pPr>
-      <w:r>
-        <w:t xml:space="preserve">Focus:</w:t>
-      </w:r>
-      <w:r>
-        <w:t xml:space="preserve"> </w:t>
-      </w:r>
-      <m:oMath>
-        <m:d>
-          <m:dPr>
-            <m:begChr m:val="("/>
-            <m:sepChr m:val=""/>
-            <m:endChr m:val=")"/>
-            <m:grow/>
-          </m:dPr>
-          <m:e>
-            <m:r>
-              <m:t>3</m:t>
-            </m:r>
-            <m:r>
-              <m:rPr>
-                <m:sty m:val="p"/>
-              </m:rPr>
-              <m:t>,</m:t>
-            </m:r>
-            <m:r>
-              <m:rPr>
-                <m:sty m:val="p"/>
-              </m:rPr>
-              <m:t>−</m:t>
-            </m:r>
-            <m:r>
-              <m:t>4</m:t>
-            </m:r>
-          </m:e>
-        </m:d>
-      </m:oMath>
-    </w:p>
-    <w:p>
-      <w:pPr>
-        <w:pStyle w:val="BodyText"/>
-      </w:pPr>
-      <w:r>
-        <w:t xml:space="preserve">Directrix:</w:t>
-      </w:r>
-      <w:r>
-        <w:t xml:space="preserve"> </w:t>
-      </w:r>
-      <m:oMath>
-        <m:r>
-          <m:t>x</m:t>
-        </m:r>
-        <m:r>
-          <m:rPr>
-            <m:sty m:val="p"/>
-          </m:rPr>
-          <m:t>=</m:t>
-        </m:r>
-        <m:r>
-          <m:t>5</m:t>
-        </m:r>
-      </m:oMath>
-    </w:p>
-    <w:p>
-      <w:pPr>
-        <w:pStyle w:val="BodyText"/>
-      </w:pPr>
-      <w:r>
-        <w:t xml:space="preserve">2.16.</w:t>
-      </w:r>
-    </w:p>
-    <w:p>
-      <w:pPr>
-        <w:pStyle w:val="BodyText"/>
-      </w:pPr>
-      <w:r>
-        <w:t xml:space="preserve">Centre:</w:t>
-      </w:r>
-      <w:r>
-        <w:t xml:space="preserve"> </w:t>
-      </w:r>
-      <m:oMath>
-        <m:d>
-          <m:dPr>
-            <m:begChr m:val="("/>
-            <m:sepChr m:val=""/>
-            <m:endChr m:val=")"/>
-            <m:grow/>
-          </m:dPr>
-          <m:e>
-            <m:r>
-              <m:t>2</m:t>
-            </m:r>
-            <m:r>
-              <m:rPr>
-                <m:sty m:val="p"/>
-              </m:rPr>
-              <m:t>,</m:t>
-            </m:r>
-            <m:r>
-              <m:t>1</m:t>
-            </m:r>
-          </m:e>
-        </m:d>
-      </m:oMath>
-    </w:p>
-    <w:p>
-      <w:pPr>
-        <w:pStyle w:val="BodyText"/>
-      </w:pPr>
-      <w:r>
-        <w:t xml:space="preserve">Foci:</w:t>
-      </w:r>
-      <w:r>
-        <w:t xml:space="preserve"> </w:t>
-      </w:r>
-      <m:oMath>
-        <m:d>
-          <m:dPr>
-            <m:begChr m:val="("/>
-            <m:sepChr m:val=""/>
-            <m:endChr m:val=")"/>
-            <m:grow/>
-          </m:dPr>
-          <m:e>
-            <m:r>
-              <m:t>2</m:t>
-            </m:r>
-            <m:r>
-              <m:rPr>
-                <m:sty m:val="p"/>
-              </m:rPr>
-              <m:t>±</m:t>
-            </m:r>
-            <m:rad>
-              <m:radPr>
-                <m:degHide m:val="on"/>
-              </m:radPr>
-              <m:deg/>
-              <m:e>
-                <m:r>
-                  <m:t>1</m:t>
-                </m:r>
-              </m:e>
-            </m:rad>
-            <m:r>
-              <m:t>3</m:t>
-            </m:r>
-            <m:r>
-              <m:rPr>
-                <m:sty m:val="p"/>
-              </m:rPr>
-              <m:t>,</m:t>
-            </m:r>
-            <m:r>
-              <m:rPr>
-                <m:sty m:val="p"/>
-              </m:rPr>
-              <m:t>−</m:t>
-            </m:r>
-            <m:r>
-              <m:t>1</m:t>
-            </m:r>
-          </m:e>
-        </m:d>
-      </m:oMath>
-    </w:p>
-    <w:p>
-      <w:pPr>
-        <w:pStyle w:val="BodyText"/>
-      </w:pPr>
-      <w:r>
-        <w:t xml:space="preserve">Vertices:</w:t>
-      </w:r>
-      <w:r>
-        <w:t xml:space="preserve"> </w:t>
-      </w:r>
-      <m:oMath>
-        <m:d>
-          <m:dPr>
-            <m:begChr m:val="("/>
-            <m:sepChr m:val=""/>
-            <m:endChr m:val=")"/>
-            <m:grow/>
-          </m:dPr>
-          <m:e>
-            <m:r>
-              <m:t>2</m:t>
-            </m:r>
-            <m:r>
-              <m:rPr>
-                <m:sty m:val="p"/>
-              </m:rPr>
-              <m:t>±</m:t>
-            </m:r>
-            <m:r>
-              <m:t>3</m:t>
-            </m:r>
-            <m:r>
-              <m:rPr>
-                <m:sty m:val="p"/>
-              </m:rPr>
-              <m:t>,</m:t>
-            </m:r>
-            <m:r>
-              <m:rPr>
-                <m:sty m:val="p"/>
-              </m:rPr>
-              <m:t>−</m:t>
-            </m:r>
-            <m:r>
-              <m:t>1</m:t>
-            </m:r>
-          </m:e>
-        </m:d>
-      </m:oMath>
-    </w:p>
-    <w:p>
-      <w:pPr>
-        <w:pStyle w:val="BodyText"/>
-      </w:pPr>
-      <w:r>
-        <w:t xml:space="preserve">2.17.</w:t>
-      </w:r>
-    </w:p>
-    <w:p>
-      <w:pPr>
-        <w:pStyle w:val="BodyText"/>
-      </w:pPr>
-      <w:r>
-        <w:t xml:space="preserve">Centre:</w:t>
-      </w:r>
-      <w:r>
-        <w:t xml:space="preserve"> </w:t>
-      </w:r>
-      <m:oMath>
-        <m:d>
-          <m:dPr>
-            <m:begChr m:val="("/>
-            <m:sepChr m:val=""/>
-            <m:endChr m:val=")"/>
-            <m:grow/>
-          </m:dPr>
-          <m:e>
-            <m:r>
-              <m:rPr>
-                <m:sty m:val="p"/>
-              </m:rPr>
-              <m:t>−</m:t>
-            </m:r>
-            <m:r>
-              <m:t>1</m:t>
-            </m:r>
-            <m:r>
-              <m:rPr>
-                <m:sty m:val="p"/>
-              </m:rPr>
-              <m:t>,</m:t>
-            </m:r>
-            <m:r>
-              <m:t>3</m:t>
-            </m:r>
-          </m:e>
-        </m:d>
-      </m:oMath>
-    </w:p>
-    <w:p>
-      <w:pPr>
-        <w:pStyle w:val="BodyText"/>
-      </w:pPr>
-      <w:r>
-        <w:t xml:space="preserve">Foci:</w:t>
-      </w:r>
-      <w:r>
-        <w:t xml:space="preserve"> </w:t>
-      </w:r>
-      <m:oMath>
-        <m:d>
-          <m:dPr>
-            <m:begChr m:val="("/>
-            <m:sepChr m:val=""/>
-            <m:endChr m:val=")"/>
-            <m:grow/>
-          </m:dPr>
-          <m:e>
-            <m:r>
-              <m:rPr>
-                <m:sty m:val="p"/>
-              </m:rPr>
-              <m:t>−</m:t>
-            </m:r>
-            <m:r>
-              <m:t>1</m:t>
-            </m:r>
-            <m:r>
-              <m:rPr>
-                <m:sty m:val="p"/>
-              </m:rPr>
-              <m:t>,</m:t>
-            </m:r>
-            <m:r>
-              <m:t>3</m:t>
-            </m:r>
-            <m:r>
-              <m:rPr>
-                <m:sty m:val="p"/>
-              </m:rPr>
-              <m:t>±</m:t>
-            </m:r>
-            <m:r>
-              <m:t>5</m:t>
-            </m:r>
-          </m:e>
-        </m:d>
-      </m:oMath>
-    </w:p>
-    <w:p>
-      <w:pPr>
-        <w:pStyle w:val="BodyText"/>
-      </w:pPr>
-      <w:r>
-        <w:t xml:space="preserve">Vertices:</w:t>
-      </w:r>
-      <w:r>
-        <w:t xml:space="preserve"> </w:t>
-      </w:r>
-      <m:oMath>
-        <m:d>
-          <m:dPr>
-            <m:begChr m:val="("/>
-            <m:sepChr m:val=""/>
-            <m:endChr m:val=")"/>
-            <m:grow/>
-          </m:dPr>
-          <m:e>
-            <m:r>
-              <m:rPr>
-                <m:sty m:val="p"/>
-              </m:rPr>
-              <m:t>−</m:t>
-            </m:r>
-            <m:r>
-              <m:t>1</m:t>
-            </m:r>
-            <m:r>
-              <m:rPr>
-                <m:sty m:val="p"/>
-              </m:rPr>
-              <m:t>,</m:t>
-            </m:r>
-            <m:r>
-              <m:t>3</m:t>
-            </m:r>
-            <m:r>
-              <m:rPr>
-                <m:sty m:val="p"/>
-              </m:rPr>
-              <m:t>±</m:t>
-            </m:r>
-            <m:r>
-              <m:t>4</m:t>
-            </m:r>
-          </m:e>
-        </m:d>
-      </m:oMath>
-    </w:p>
-    <w:p>
-      <w:pPr>
-        <w:pStyle w:val="BodyText"/>
-      </w:pPr>
-      <w:r>
-        <w:t xml:space="preserve">2.18.</w:t>
-      </w:r>
-    </w:p>
-    <w:p>
-      <w:pPr>
-        <w:pStyle w:val="BodyText"/>
-      </w:pPr>
-      <w:r>
-        <w:t xml:space="preserve">Centre:</w:t>
-      </w:r>
-      <w:r>
-        <w:t xml:space="preserve"> </w:t>
-      </w:r>
-      <m:oMath>
-        <m:d>
-          <m:dPr>
-            <m:begChr m:val="("/>
-            <m:sepChr m:val=""/>
-            <m:endChr m:val=")"/>
-            <m:grow/>
-          </m:dPr>
-          <m:e>
-            <m:r>
-              <m:t>1</m:t>
-            </m:r>
-            <m:r>
-              <m:rPr>
-                <m:sty m:val="p"/>
-              </m:rPr>
-              <m:t>,</m:t>
-            </m:r>
-            <m:r>
-              <m:t>2</m:t>
-            </m:r>
-          </m:e>
-        </m:d>
-      </m:oMath>
-    </w:p>
-    <w:p>
-      <w:pPr>
-        <w:pStyle w:val="BodyText"/>
-      </w:pPr>
-      <w:r>
-        <w:t xml:space="preserve">Foci:</w:t>
-      </w:r>
-      <w:r>
-        <w:t xml:space="preserve"> </w:t>
-      </w:r>
-      <m:oMath>
-        <m:d>
-          <m:dPr>
-            <m:begChr m:val="("/>
-            <m:sepChr m:val=""/>
-            <m:endChr m:val=")"/>
-            <m:grow/>
-          </m:dPr>
-          <m:e>
-            <m:r>
-              <m:t>1</m:t>
-            </m:r>
-            <m:r>
-              <m:rPr>
-                <m:sty m:val="p"/>
-              </m:rPr>
-              <m:t>±</m:t>
-            </m:r>
-            <m:r>
-              <m:t>5</m:t>
-            </m:r>
-            <m:r>
-              <m:rPr>
-                <m:sty m:val="p"/>
-              </m:rPr>
-              <m:t>,</m:t>
-            </m:r>
-            <m:r>
-              <m:t>2</m:t>
-            </m:r>
-          </m:e>
-        </m:d>
-      </m:oMath>
-    </w:p>
-    <w:p>
-      <w:pPr>
-        <w:pStyle w:val="BodyText"/>
-      </w:pPr>
-      <w:r>
-        <w:t xml:space="preserve">Vertices:</w:t>
-      </w:r>
-      <w:r>
-        <w:t xml:space="preserve"> </w:t>
-      </w:r>
-      <m:oMath>
-        <m:d>
-          <m:dPr>
-            <m:begChr m:val="("/>
-            <m:sepChr m:val=""/>
-            <m:endChr m:val=")"/>
-            <m:grow/>
-          </m:dPr>
-          <m:e>
-            <m:r>
-              <m:t>1</m:t>
-            </m:r>
-            <m:r>
-              <m:rPr>
-                <m:sty m:val="p"/>
-              </m:rPr>
-              <m:t>±</m:t>
-            </m:r>
-            <m:r>
-              <m:t>4</m:t>
-            </m:r>
-            <m:r>
-              <m:rPr>
-                <m:sty m:val="p"/>
-              </m:rPr>
-              <m:t>,</m:t>
-            </m:r>
-            <m:r>
-              <m:t>2</m:t>
-            </m:r>
-          </m:e>
-        </m:d>
-      </m:oMath>
-    </w:p>
-    <w:p>
-      <w:pPr>
-        <w:pStyle w:val="BodyText"/>
-      </w:pPr>
-      <w:r>
-        <w:t xml:space="preserve">2.19.</w:t>
-      </w:r>
-    </w:p>
-    <w:p>
-      <w:pPr>
-        <w:pStyle w:val="BodyText"/>
-      </w:pPr>
-      <w:r>
-        <w:t xml:space="preserve">Centre:</w:t>
-      </w:r>
-      <w:r>
-        <w:t xml:space="preserve"> </w:t>
-      </w:r>
-      <m:oMath>
-        <m:d>
-          <m:dPr>
-            <m:begChr m:val="("/>
-            <m:sepChr m:val=""/>
-            <m:endChr m:val=")"/>
-            <m:grow/>
-          </m:dPr>
-          <m:e>
-            <m:r>
-              <m:t>2</m:t>
-            </m:r>
-            <m:r>
-              <m:rPr>
-                <m:sty m:val="p"/>
-              </m:rPr>
-              <m:t>,</m:t>
-            </m:r>
-            <m:r>
-              <m:rPr>
-                <m:sty m:val="p"/>
-              </m:rPr>
-              <m:t>−</m:t>
-            </m:r>
-            <m:r>
-              <m:t>3</m:t>
-            </m:r>
-          </m:e>
-        </m:d>
-      </m:oMath>
-    </w:p>
-    <w:p>
-      <w:pPr>
-        <w:pStyle w:val="BodyText"/>
-      </w:pPr>
-      <w:r>
-        <w:t xml:space="preserve">Foci:</w:t>
-      </w:r>
-      <w:r>
-        <w:t xml:space="preserve"> </w:t>
-      </w:r>
-      <m:oMath>
-        <m:d>
-          <m:dPr>
-            <m:begChr m:val="("/>
-            <m:sepChr m:val=""/>
-            <m:endChr m:val=")"/>
-            <m:grow/>
-          </m:dPr>
-          <m:e>
-            <m:r>
-              <m:t>2</m:t>
-            </m:r>
-            <m:r>
-              <m:rPr>
-                <m:sty m:val="p"/>
-              </m:rPr>
-              <m:t>±</m:t>
-            </m:r>
-            <m:rad>
-              <m:radPr>
-                <m:degHide m:val="on"/>
-              </m:radPr>
-              <m:deg/>
-              <m:e>
-                <m:r>
-                  <m:t>8</m:t>
-                </m:r>
-              </m:e>
-            </m:rad>
-            <m:r>
-              <m:rPr>
-                <m:sty m:val="p"/>
-              </m:rPr>
-              <m:t>,</m:t>
-            </m:r>
-            <m:r>
-              <m:rPr>
-                <m:sty m:val="p"/>
-              </m:rPr>
-              <m:t>−</m:t>
-            </m:r>
-            <m:r>
-              <m:t>3</m:t>
-            </m:r>
-          </m:e>
-        </m:d>
-      </m:oMath>
-    </w:p>
-    <w:p>
-      <w:pPr>
-        <w:pStyle w:val="BodyText"/>
-      </w:pPr>
-      <w:r>
-        <w:t xml:space="preserve">Vertices:</w:t>
-      </w:r>
-      <w:r>
-        <w:t xml:space="preserve"> </w:t>
-      </w:r>
-      <m:oMath>
-        <m:d>
-          <m:dPr>
-            <m:begChr m:val="("/>
-            <m:sepChr m:val=""/>
-            <m:endChr m:val=")"/>
-            <m:grow/>
-          </m:dPr>
-          <m:e>
-            <m:r>
-              <m:t>2</m:t>
-            </m:r>
-            <m:r>
-              <m:rPr>
-                <m:sty m:val="p"/>
-              </m:rPr>
-              <m:t>±</m:t>
-            </m:r>
-            <m:r>
-              <m:t>2</m:t>
-            </m:r>
-            <m:r>
-              <m:rPr>
-                <m:sty m:val="p"/>
-              </m:rPr>
-              <m:t>,</m:t>
-            </m:r>
-            <m:r>
-              <m:t>2</m:t>
-            </m:r>
-          </m:e>
-        </m:d>
-      </m:oMath>
-    </w:p>
-    <w:p>
-      <w:pPr>
-        <w:pStyle w:val="BodyText"/>
-      </w:pPr>
-      <w:r>
-        <w:t xml:space="preserve">2.20.</w:t>
-      </w:r>
-    </w:p>
-    <w:p>
-      <w:pPr>
-        <w:pStyle w:val="BodyText"/>
-      </w:pPr>
-      <w:r>
-        <w:t xml:space="preserve">Centre:</w:t>
-      </w:r>
-      <w:r>
-        <w:t xml:space="preserve"> </w:t>
-      </w:r>
-      <m:oMath>
-        <m:d>
-          <m:dPr>
-            <m:begChr m:val="("/>
-            <m:sepChr m:val=""/>
-            <m:endChr m:val=")"/>
-            <m:grow/>
-          </m:dPr>
-          <m:e>
-            <m:r>
-              <m:rPr>
-                <m:sty m:val="p"/>
-              </m:rPr>
-              <m:t>−</m:t>
-            </m:r>
-            <m:r>
-              <m:t>3</m:t>
-            </m:r>
-            <m:r>
-              <m:rPr>
-                <m:sty m:val="p"/>
-              </m:rPr>
-              <m:t>,</m:t>
-            </m:r>
-            <m:r>
-              <m:t>2</m:t>
-            </m:r>
-          </m:e>
-        </m:d>
-      </m:oMath>
-    </w:p>
-    <w:p>
-      <w:pPr>
-        <w:pStyle w:val="BodyText"/>
-      </w:pPr>
-      <w:r>
-        <w:t xml:space="preserve">Foci:</w:t>
-      </w:r>
-      <w:r>
-        <w:t xml:space="preserve"> </w:t>
-      </w:r>
-      <m:oMath>
-        <m:d>
-          <m:dPr>
-            <m:begChr m:val="("/>
-            <m:sepChr m:val=""/>
-            <m:endChr m:val=")"/>
-            <m:grow/>
-          </m:dPr>
-          <m:e>
-            <m:r>
-              <m:rPr>
-                <m:sty m:val="p"/>
-              </m:rPr>
-              <m:t>−</m:t>
-            </m:r>
-            <m:r>
-              <m:t>3</m:t>
-            </m:r>
-            <m:r>
-              <m:rPr>
-                <m:sty m:val="p"/>
-              </m:rPr>
-              <m:t>,</m:t>
-            </m:r>
-            <m:r>
-              <m:t>2</m:t>
-            </m:r>
-            <m:r>
-              <m:rPr>
-                <m:sty m:val="p"/>
-              </m:rPr>
-              <m:t>±</m:t>
-            </m:r>
-            <m:r>
-              <m:t>3</m:t>
-            </m:r>
-          </m:e>
-        </m:d>
-      </m:oMath>
-    </w:p>
-    <w:p>
-      <w:pPr>
-        <w:pStyle w:val="BodyText"/>
-      </w:pPr>
-      <w:r>
-        <w:t xml:space="preserve">Vertices:</w:t>
-      </w:r>
-      <w:r>
-        <w:t xml:space="preserve"> </w:t>
-      </w:r>
-      <m:oMath>
-        <m:d>
-          <m:dPr>
-            <m:begChr m:val="("/>
-            <m:sepChr m:val=""/>
-            <m:endChr m:val=")"/>
-            <m:grow/>
-          </m:dPr>
-          <m:e>
-            <m:r>
-              <m:rPr>
-                <m:sty m:val="p"/>
-              </m:rPr>
-              <m:t>−</m:t>
-            </m:r>
-            <m:r>
-              <m:t>3</m:t>
-            </m:r>
-            <m:r>
-              <m:rPr>
-                <m:sty m:val="p"/>
-              </m:rPr>
-              <m:t>,</m:t>
-            </m:r>
-            <m:r>
-              <m:t>2</m:t>
-            </m:r>
-            <m:r>
-              <m:rPr>
-                <m:sty m:val="p"/>
-              </m:rPr>
-              <m:t>±</m:t>
-            </m:r>
-            <m:rad>
-              <m:radPr>
-                <m:degHide m:val="on"/>
-              </m:radPr>
-              <m:deg/>
-              <m:e>
-                <m:r>
-                  <m:t>13</m:t>
-                </m:r>
-              </m:e>
-            </m:rad>
-          </m:e>
-        </m:d>
+        </m:rad>
+        <m:r>
+          <m:rPr>
+            <m:sty m:val="p"/>
+          </m:rPr>
+          <m:t>)</m:t>
+        </m:r>
       </m:oMath>
     </w:p>
     <w:p>
@@ -2463,8 +2547,8 @@
         </w:pict>
       </w:r>
     </w:p>
-    <w:bookmarkEnd w:id="22"/>
-    <w:bookmarkStart w:id="24" w:name="version-history-and-licensing"/>
+    <w:bookmarkEnd w:id="11"/>
+    <w:bookmarkStart w:id="13" w:name="version-history-and-licensing"/>
     <w:p>
       <w:pPr>
         <w:pStyle w:val="Heading2"/>
@@ -2485,7 +2569,7 @@
       <w:pPr>
         <w:pStyle w:val="BodyText"/>
       </w:pPr>
-      <w:hyperlink r:id="rId23">
+      <w:hyperlink r:id="rId12">
         <w:r>
           <w:rPr>
             <w:rStyle w:val="Hyperlink"/>
@@ -2494,7 +2578,7 @@
         </w:r>
       </w:hyperlink>
     </w:p>
-    <w:bookmarkEnd w:id="24"/>
+    <w:bookmarkEnd w:id="13"/>
     <w:sectPr>
       <w:pgSz w:h="15840" w:w="12240"/>
       <w:pgMar w:bottom="1440" w:footer="720" w:gutter="0" w:header="720" w:left="1440" w:right="1440" w:top="1440"/>
